--- a/docx/guides/modules/09_competencias_y_sincronizacion/competencias_y_sincronizacion.docx
+++ b/docx/guides/modules/09_competencias_y_sincronizacion/competencias_y_sincronizacion.docx
@@ -2,13 +2,13 @@
 <file path=word/document.xml><?xml version="1.0" encoding="utf-8"?>
 <w:document xmlns:w="http://schemas.openxmlformats.org/wordprocessingml/2006/main" xmlns:m="http://schemas.openxmlformats.org/officeDocument/2006/math" xmlns:r="http://schemas.openxmlformats.org/officeDocument/2006/relationships" xmlns:o="urn:schemas-microsoft-com:office:office" xmlns:v="urn:schemas-microsoft-com:vml" xmlns:w10="urn:schemas-microsoft-com:office:word" xmlns:a="http://schemas.openxmlformats.org/drawingml/2006/main" xmlns:pic="http://schemas.openxmlformats.org/drawingml/2006/picture" xmlns:wp="http://schemas.openxmlformats.org/drawingml/2006/wordprocessingDrawing">
   <w:body>
-    <w:bookmarkStart w:id="30" w:name="módulo-de-competencias-y-sincronización"/>
+    <w:bookmarkStart w:id="28" w:name="X13d56d1b2a07faa4530754fd0df66cd65ca7f1e"/>
     <w:p>
       <w:pPr>
         <w:pStyle w:val="Heading1"/>
       </w:pPr>
       <w:r>
-        <w:t xml:space="preserve">🔄 Módulo de Competencias y Sincronización</w:t>
+        <w:t xml:space="preserve">🔄 Módulo de Competencias Pedagógicas y Sincronización en Caliente</w:t>
       </w:r>
     </w:p>
     <w:p>
@@ -42,7 +42,7 @@
         <w:t xml:space="preserve"> </w:t>
       </w:r>
       <w:r>
-        <w:t xml:space="preserve">Sincronización Multicompetencia y Cursos Paralelos</w:t>
+        <w:t xml:space="preserve">Sincronización Multicompetencia, Evidencias Formativas y Cursos Paralelos</w:t>
       </w:r>
       <w:r>
         <w:br/>
@@ -58,7 +58,7 @@
         <w:t xml:space="preserve"> </w:t>
       </w:r>
       <w:r>
-        <w:t xml:space="preserve">2026-07-20</w:t>
+        <w:t xml:space="preserve">2026-08-17</w:t>
       </w:r>
     </w:p>
     <w:p>
@@ -82,7 +82,394 @@
         <w:pStyle w:val="FirstParagraph"/>
       </w:pPr>
       <w:r>
-        <w:t xml:space="preserve">Este módulo permite a los directivos y docentes configurar el plan curricular del colegio mediante la creación y edición de competencias independientes para cada asignatura y periodo académico. Habilita el registro de múltiples competencias por periodo para brindar flexibilidad pedagógica. Para garantizar la cohesión curricular en grados que cuentan con múltiples cursos paralelos (ej. Primero A, Primero B y Primero C), el sistema implementa un motor de sincronización automática en caliente que propaga las modificaciones curriculares a través de los cursos del mismo nivel.</w:t>
+        <w:t xml:space="preserve">El módulo de</w:t>
+      </w:r>
+      <w:r>
+        <w:t xml:space="preserve"> </w:t>
+      </w:r>
+      <w:r>
+        <w:rPr>
+          <w:b/>
+          <w:bCs/>
+        </w:rPr>
+        <w:t xml:space="preserve">Competencias Pedagógicas y Sincronización en Caliente</w:t>
+      </w:r>
+      <w:r>
+        <w:t xml:space="preserve"> </w:t>
+      </w:r>
+      <w:r>
+        <w:t xml:space="preserve">coordina la planeación curricular de asignaturas por periodo académico en AcademiaNeiva. Permite registrar múltiples metas de aprendizaje por materia y periodo, y garantiza la cohesión curricular en instituciones con cursos paralelos (ej.</w:t>
+      </w:r>
+      <w:r>
+        <w:t xml:space="preserve"> </w:t>
+      </w:r>
+      <w:r>
+        <w:rPr>
+          <w:i/>
+          <w:iCs/>
+        </w:rPr>
+        <w:t xml:space="preserve">Primero A, Primero B y Primero C</w:t>
+      </w:r>
+      <w:r>
+        <w:t xml:space="preserve">) mediante un motor de propagación transaccional basado en identificadores criptográficos</w:t>
+      </w:r>
+      <w:r>
+        <w:t xml:space="preserve"> </w:t>
+      </w:r>
+      <w:r>
+        <w:rPr>
+          <w:rStyle w:val="VerbatimChar"/>
+        </w:rPr>
+        <w:t xml:space="preserve">sync_uuid</w:t>
+      </w:r>
+      <w:r>
+        <w:t xml:space="preserve">.</w:t>
+      </w:r>
+    </w:p>
+    <w:p>
+      <w:pPr>
+        <w:pStyle w:val="SourceCode"/>
+      </w:pPr>
+      <w:r>
+        <w:rPr>
+          <w:rStyle w:val="VerbatimChar"/>
+        </w:rPr>
+        <w:t xml:space="preserve">┌────────────────────────────────────────────────────────────────────────────────────────┐</w:t>
+      </w:r>
+      <w:r>
+        <w:br/>
+      </w:r>
+      <w:r>
+        <w:rPr>
+          <w:rStyle w:val="VerbatimChar"/>
+        </w:rPr>
+        <w:t xml:space="preserve">│                   MOTOR DE SINCRONIZACIÓN CURRICULAR EN CALIENTE                       │</w:t>
+      </w:r>
+      <w:r>
+        <w:br/>
+      </w:r>
+      <w:r>
+        <w:rPr>
+          <w:rStyle w:val="VerbatimChar"/>
+        </w:rPr>
+        <w:t xml:space="preserve">├────────────────────────────────────────────────────────────────────────────────────────┤</w:t>
+      </w:r>
+      <w:r>
+        <w:br/>
+      </w:r>
+      <w:r>
+        <w:rPr>
+          <w:rStyle w:val="VerbatimChar"/>
+        </w:rPr>
+        <w:t xml:space="preserve">│ 1. Creación en Curso Base (ej. 10-A):                                                  │</w:t>
+      </w:r>
+      <w:r>
+        <w:br/>
+      </w:r>
+      <w:r>
+        <w:rPr>
+          <w:rStyle w:val="VerbatimChar"/>
+        </w:rPr>
+        <w:t xml:space="preserve">│    Directivo define Competencia ──&gt; Backend genera sync_uuid único (UUID v4)           │</w:t>
+      </w:r>
+      <w:r>
+        <w:br/>
+      </w:r>
+      <w:r>
+        <w:rPr>
+          <w:rStyle w:val="VerbatimChar"/>
+        </w:rPr>
+        <w:t xml:space="preserve">│                                                                                        │</w:t>
+      </w:r>
+      <w:r>
+        <w:br/>
+      </w:r>
+      <w:r>
+        <w:rPr>
+          <w:rStyle w:val="VerbatimChar"/>
+        </w:rPr>
+        <w:t xml:space="preserve">│ 2. Propagación Atómica a Cursos Paralelos (Peer Groups):                               │</w:t>
+      </w:r>
+      <w:r>
+        <w:br/>
+      </w:r>
+      <w:r>
+        <w:rPr>
+          <w:rStyle w:val="VerbatimChar"/>
+        </w:rPr>
+        <w:t xml:space="preserve">│    10-A (sync_uuid) ──[ Transacción Kysely ]──&gt; 10-B (sync_uuid) ──&gt; 10-C (sync_uuid) │</w:t>
+      </w:r>
+      <w:r>
+        <w:br/>
+      </w:r>
+      <w:r>
+        <w:rPr>
+          <w:rStyle w:val="VerbatimChar"/>
+        </w:rPr>
+        <w:t xml:space="preserve">│                                                                                        │</w:t>
+      </w:r>
+      <w:r>
+        <w:br/>
+      </w:r>
+      <w:r>
+        <w:rPr>
+          <w:rStyle w:val="VerbatimChar"/>
+        </w:rPr>
+        <w:t xml:space="preserve">│ 3. Matriz de Evidencias de Aprendizaje:                                                │</w:t>
+      </w:r>
+      <w:r>
+        <w:br/>
+      </w:r>
+      <w:r>
+        <w:rPr>
+          <w:rStyle w:val="VerbatimChar"/>
+        </w:rPr>
+        <w:t xml:space="preserve">│    - Sin DBA ──&gt; Inyección automática de 3 Evidencias por Defecto                      │</w:t>
+      </w:r>
+      <w:r>
+        <w:br/>
+      </w:r>
+      <w:r>
+        <w:rPr>
+          <w:rStyle w:val="VerbatimChar"/>
+        </w:rPr>
+        <w:t xml:space="preserve">│    - Con DBA ──&gt; Validación de no duplicidad inter-periodo ──&gt; Reemplazo limpio DBA    │</w:t>
+      </w:r>
+      <w:r>
+        <w:br/>
+      </w:r>
+      <w:r>
+        <w:rPr>
+          <w:rStyle w:val="VerbatimChar"/>
+        </w:rPr>
+        <w:t xml:space="preserve">│                                                                                        │</w:t>
+      </w:r>
+      <w:r>
+        <w:br/>
+      </w:r>
+      <w:r>
+        <w:rPr>
+          <w:rStyle w:val="VerbatimChar"/>
+        </w:rPr>
+        <w:t xml:space="preserve">│ 4. Blindaje contra Alteraciones Destructivas (usage-check):                           │</w:t>
+      </w:r>
+      <w:r>
+        <w:br/>
+      </w:r>
+      <w:r>
+        <w:rPr>
+          <w:rStyle w:val="VerbatimChar"/>
+        </w:rPr>
+        <w:t xml:space="preserve">│    Docentes registran actividades/notas ──&gt; Competencia BLOQUEADA contra eliminación   │</w:t>
+      </w:r>
+      <w:r>
+        <w:br/>
+      </w:r>
+      <w:r>
+        <w:rPr>
+          <w:rStyle w:val="VerbatimChar"/>
+        </w:rPr>
+        <w:t xml:space="preserve">└────────────────────────────────────────────────────────────────────────────────────────┘</w:t>
+      </w:r>
+    </w:p>
+    <w:p>
+      <w:pPr>
+        <w:pStyle w:val="FirstParagraph"/>
+      </w:pPr>
+      <w:r>
+        <w:t xml:space="preserve">El módulo abarca:</w:t>
+      </w:r>
+      <w:r>
+        <w:t xml:space="preserve"> </w:t>
+      </w:r>
+      <w:r>
+        <w:t xml:space="preserve">1.</w:t>
+      </w:r>
+      <w:r>
+        <w:t xml:space="preserve"> </w:t>
+      </w:r>
+      <w:r>
+        <w:rPr>
+          <w:b/>
+          <w:bCs/>
+        </w:rPr>
+        <w:t xml:space="preserve">Multicompetencias por Periodo:</w:t>
+      </w:r>
+      <w:r>
+        <w:t xml:space="preserve"> </w:t>
+      </w:r>
+      <w:r>
+        <w:t xml:space="preserve">Flexibilidad para definir tantas competencias como requiera el plan de estudios por asignatura y periodo.</w:t>
+      </w:r>
+      <w:r>
+        <w:t xml:space="preserve"> </w:t>
+      </w:r>
+      <w:r>
+        <w:t xml:space="preserve">2.</w:t>
+      </w:r>
+      <w:r>
+        <w:t xml:space="preserve"> </w:t>
+      </w:r>
+      <w:r>
+        <w:rPr>
+          <w:b/>
+          <w:bCs/>
+        </w:rPr>
+        <w:t xml:space="preserve">Sincronización Transaccional en Cursos Paralelos:</w:t>
+      </w:r>
+      <w:r>
+        <w:t xml:space="preserve"> </w:t>
+      </w:r>
+      <w:r>
+        <w:t xml:space="preserve">Cualquier creación o actualización en un curso se replica automáticamente a todos los grupos del mismo tipo de grado bajo una sola transacción SQL.</w:t>
+      </w:r>
+      <w:r>
+        <w:t xml:space="preserve"> </w:t>
+      </w:r>
+      <w:r>
+        <w:t xml:space="preserve">3.</w:t>
+      </w:r>
+      <w:r>
+        <w:t xml:space="preserve"> </w:t>
+      </w:r>
+      <w:r>
+        <w:rPr>
+          <w:b/>
+          <w:bCs/>
+        </w:rPr>
+        <w:t xml:space="preserve">Gestión Dual de Evidencias:</w:t>
+      </w:r>
+      <w:r>
+        <w:t xml:space="preserve"> </w:t>
+      </w:r>
+      <w:r>
+        <w:t xml:space="preserve">Inyección de 3 evidencias formativas por defecto (</w:t>
+      </w:r>
+      <w:r>
+        <w:rPr>
+          <w:rStyle w:val="VerbatimChar"/>
+        </w:rPr>
+        <w:t xml:space="preserve">ensureDefaultEvidencias</w:t>
+      </w:r>
+      <w:r>
+        <w:t xml:space="preserve">) o vinculación de evidencias oficiales de DBA del MEN con reemplazo automático de las evidencias por defecto.</w:t>
+      </w:r>
+      <w:r>
+        <w:t xml:space="preserve"> </w:t>
+      </w:r>
+      <w:r>
+        <w:t xml:space="preserve">4.</w:t>
+      </w:r>
+      <w:r>
+        <w:t xml:space="preserve"> </w:t>
+      </w:r>
+      <w:r>
+        <w:rPr>
+          <w:b/>
+          <w:bCs/>
+        </w:rPr>
+        <w:t xml:space="preserve">Protección de Uso Evaluativo (</w:t>
+      </w:r>
+      <w:r>
+        <w:rPr>
+          <w:rStyle w:val="VerbatimChar"/>
+          <w:b/>
+          <w:bCs/>
+        </w:rPr>
+        <w:t xml:space="preserve">usage-check</w:t>
+      </w:r>
+      <w:r>
+        <w:rPr>
+          <w:b/>
+          <w:bCs/>
+        </w:rPr>
+        <w:t xml:space="preserve">):</w:t>
+      </w:r>
+      <w:r>
+        <w:t xml:space="preserve"> </w:t>
+      </w:r>
+      <w:r>
+        <w:t xml:space="preserve">Verificación estricta de actividades evaluativas (</w:t>
+      </w:r>
+      <w:r>
+        <w:rPr>
+          <w:rStyle w:val="VerbatimChar"/>
+        </w:rPr>
+        <w:t xml:space="preserve">actividad_materia</w:t>
+      </w:r>
+      <w:r>
+        <w:t xml:space="preserve">) y notas (</w:t>
+      </w:r>
+      <w:r>
+        <w:rPr>
+          <w:rStyle w:val="VerbatimChar"/>
+        </w:rPr>
+        <w:t xml:space="preserve">nota_criterio</w:t>
+      </w:r>
+      <w:r>
+        <w:t xml:space="preserve">) antes de autorizar ediciones estructurales o eliminaciones directivas.</w:t>
+      </w:r>
+      <w:r>
+        <w:t xml:space="preserve"> </w:t>
+      </w:r>
+      <w:r>
+        <w:t xml:space="preserve">5.</w:t>
+      </w:r>
+      <w:r>
+        <w:t xml:space="preserve"> </w:t>
+      </w:r>
+      <w:r>
+        <w:rPr>
+          <w:b/>
+          <w:bCs/>
+        </w:rPr>
+        <w:t xml:space="preserve">Doble Bloqueo por Cierre:</w:t>
+      </w:r>
+      <w:r>
+        <w:t xml:space="preserve"> </w:t>
+      </w:r>
+      <w:r>
+        <w:t xml:space="preserve">Inmutabilidad si el periodo escolar está cerrado a nivel institucional o si el docente ya efectuó el cierre de la materia (</w:t>
+      </w:r>
+      <w:r>
+        <w:rPr>
+          <w:rStyle w:val="VerbatimChar"/>
+        </w:rPr>
+        <w:t xml:space="preserve">cierre_materia</w:t>
+      </w:r>
+      <w:r>
+        <w:t xml:space="preserve">).</w:t>
+      </w:r>
+      <w:r>
+        <w:t xml:space="preserve"> </w:t>
+      </w:r>
+      <w:r>
+        <w:t xml:space="preserve">6.</w:t>
+      </w:r>
+      <w:r>
+        <w:t xml:space="preserve"> </w:t>
+      </w:r>
+      <w:r>
+        <w:rPr>
+          <w:b/>
+          <w:bCs/>
+        </w:rPr>
+        <w:t xml:space="preserve">Armonización Automática Anual:</w:t>
+      </w:r>
+      <w:r>
+        <w:t xml:space="preserve"> </w:t>
+      </w:r>
+      <w:r>
+        <w:t xml:space="preserve">Sincronización en segundo plano (</w:t>
+      </w:r>
+      <w:r>
+        <w:rPr>
+          <w:rStyle w:val="VerbatimChar"/>
+        </w:rPr>
+        <w:t xml:space="preserve">harmonizeCompetenciesForSchoolYear</w:t>
+      </w:r>
+      <w:r>
+        <w:t xml:space="preserve">) para reparar cursos nuevos o inconsistencias históricas.</w:t>
       </w:r>
     </w:p>
     <w:p>
@@ -135,7 +522,7 @@
               <w:pStyle w:val="Compact"/>
             </w:pPr>
             <w:r>
-              <w:t xml:space="preserve">Alcance</w:t>
+              <w:t xml:space="preserve">Alcance en el Módulo</w:t>
             </w:r>
           </w:p>
         </w:tc>
@@ -152,18 +539,27 @@
                 <w:b/>
                 <w:bCs/>
               </w:rPr>
-              <w:t xml:space="preserve">Directivo</w:t>
-            </w:r>
-          </w:p>
-        </w:tc>
-        <w:tc>
-          <w:tcPr/>
-          <w:p>
-            <w:pPr>
-              <w:pStyle w:val="Compact"/>
-            </w:pPr>
-            <w:r>
-              <w:t xml:space="preserve">Planeación curricular completa: crear competencias, asociar evidencias DBA, editar y eliminar competencias y evidencias a nivel de grado y grupo.</w:t>
+              <w:t xml:space="preserve">Directivo (Rector / Coordinador)</w:t>
+            </w:r>
+          </w:p>
+        </w:tc>
+        <w:tc>
+          <w:tcPr/>
+          <w:p>
+            <w:pPr>
+              <w:pStyle w:val="Compact"/>
+            </w:pPr>
+            <w:r>
+              <w:t xml:space="preserve">Planeación curricular completa: creación de competencias para cualquier curso/materia/periodo, vinculación de evidencias DBA, gestión de evidencias personalizadas, verificación de uso evaluativo (</w:t>
+            </w:r>
+            <w:r>
+              <w:rPr>
+                <w:rStyle w:val="VerbatimChar"/>
+              </w:rPr>
+              <w:t xml:space="preserve">usage-check</w:t>
+            </w:r>
+            <w:r>
+              <w:t xml:space="preserve">), y eliminación protegida de competencias.</w:t>
             </w:r>
           </w:p>
         </w:tc>
@@ -191,7 +587,16 @@
               <w:pStyle w:val="Compact"/>
             </w:pPr>
             <w:r>
-              <w:t xml:space="preserve">Edición limitada: modificar descripciones de competencias asignadas bajo su control y registrar actividades evaluativas asociadas.</w:t>
+              <w:t xml:space="preserve">Edición contextual: actualización de la descripción pedagógica de competencias asignadas a su carga académica en periodos abiertos (</w:t>
+            </w:r>
+            <w:r>
+              <w:rPr>
+                <w:rStyle w:val="VerbatimChar"/>
+              </w:rPr>
+              <w:t xml:space="preserve">updateCompetency</w:t>
+            </w:r>
+            <w:r>
+              <w:t xml:space="preserve">), siempre que la materia no haya sido cerrada en el periodo.</w:t>
             </w:r>
           </w:p>
         </w:tc>
@@ -208,18 +613,18 @@
                 <w:b/>
                 <w:bCs/>
               </w:rPr>
-              <w:t xml:space="preserve">Estudiante / Padre</w:t>
-            </w:r>
-          </w:p>
-        </w:tc>
-        <w:tc>
-          <w:tcPr/>
-          <w:p>
-            <w:pPr>
-              <w:pStyle w:val="Compact"/>
-            </w:pPr>
-            <w:r>
-              <w:t xml:space="preserve">Consulta pasiva de las competencias asociadas a las notas del periodo.</w:t>
+              <w:t xml:space="preserve">Estudiante y Padre de Familia</w:t>
+            </w:r>
+          </w:p>
+        </w:tc>
+        <w:tc>
+          <w:tcPr/>
+          <w:p>
+            <w:pPr>
+              <w:pStyle w:val="Compact"/>
+            </w:pPr>
+            <w:r>
+              <w:t xml:space="preserve">Consulta de las competencias y evidencias vinculadas a las actividades evaluativas y boletines del periodo.</w:t>
             </w:r>
           </w:p>
         </w:tc>
@@ -233,13 +638,13 @@
       </w:r>
     </w:p>
     <w:bookmarkEnd w:id="10"/>
-    <w:bookmarkStart w:id="11" w:name="acciones-disponibles"/>
+    <w:bookmarkStart w:id="11" w:name="Xf6d12fd97f35895e724579c4234b57437f1d065"/>
     <w:p>
       <w:pPr>
         <w:pStyle w:val="Heading2"/>
       </w:pPr>
       <w:r>
-        <w:t xml:space="preserve">3. Acciones Disponibles</w:t>
+        <w:t xml:space="preserve">3. Acciones Disponibles y Endpoints de la API</w:t>
       </w:r>
     </w:p>
     <w:tbl>
@@ -250,10 +655,11 @@
         <w:tblLook w:firstRow="1" w:lastRow="0" w:firstColumn="0" w:lastColumn="0" w:noHBand="0" w:noVBand="0" w:val="0020"/>
       </w:tblPr>
       <w:tblGrid>
-        <w:gridCol w:w="1980"/>
-        <w:gridCol w:w="1980"/>
-        <w:gridCol w:w="1980"/>
-        <w:gridCol w:w="1980"/>
+        <w:gridCol w:w="1584"/>
+        <w:gridCol w:w="1584"/>
+        <w:gridCol w:w="1584"/>
+        <w:gridCol w:w="1584"/>
+        <w:gridCol w:w="1584"/>
       </w:tblGrid>
       <w:tr>
         <w:trPr>
@@ -299,7 +705,18 @@
               <w:pStyle w:val="Compact"/>
             </w:pPr>
             <w:r>
-              <w:t xml:space="preserve">Rol Requerido</w:t>
+              <w:t xml:space="preserve">Autenticación Requerida</w:t>
+            </w:r>
+          </w:p>
+        </w:tc>
+        <w:tc>
+          <w:tcPr/>
+          <w:p>
+            <w:pPr>
+              <w:pStyle w:val="Compact"/>
+            </w:pPr>
+            <w:r>
+              <w:t xml:space="preserve">Parámetros / Body Requeridos</w:t>
             </w:r>
           </w:p>
         </w:tc>
@@ -351,7 +768,21 @@
               <w:pStyle w:val="Compact"/>
             </w:pPr>
             <w:r>
-              <w:t xml:space="preserve">Directivo</w:t>
+              <w:t xml:space="preserve">JWT Directivo</w:t>
+            </w:r>
+          </w:p>
+        </w:tc>
+        <w:tc>
+          <w:tcPr/>
+          <w:p>
+            <w:pPr>
+              <w:pStyle w:val="Compact"/>
+            </w:pPr>
+            <w:r>
+              <w:rPr>
+                <w:rStyle w:val="VerbatimChar"/>
+              </w:rPr>
+              <w:t xml:space="preserve">{ schoolId, id_grupo, id_materia, id_periodo, descripcion, id_evidencias_dba?, id_dimension? }</w:t>
             </w:r>
           </w:p>
         </w:tc>
@@ -364,7 +795,7 @@
               <w:pStyle w:val="Compact"/>
             </w:pPr>
             <w:r>
-              <w:t xml:space="preserve">Verificar uso de competencia (tiene actividades)</w:t>
+              <w:t xml:space="preserve">Auditar uso evaluativo de competencia</w:t>
             </w:r>
           </w:p>
         </w:tc>
@@ -403,7 +834,42 @@
               <w:pStyle w:val="Compact"/>
             </w:pPr>
             <w:r>
-              <w:t xml:space="preserve">Directivo</w:t>
+              <w:t xml:space="preserve">JWT Directivo</w:t>
+            </w:r>
+          </w:p>
+        </w:tc>
+        <w:tc>
+          <w:tcPr/>
+          <w:p>
+            <w:pPr>
+              <w:pStyle w:val="Compact"/>
+            </w:pPr>
+            <w:r>
+              <w:rPr>
+                <w:rStyle w:val="VerbatimChar"/>
+              </w:rPr>
+              <w:t xml:space="preserve">id</w:t>
+            </w:r>
+            <w:r>
+              <w:t xml:space="preserve"> </w:t>
+            </w:r>
+            <w:r>
+              <w:t xml:space="preserve">(URL),</w:t>
+            </w:r>
+            <w:r>
+              <w:t xml:space="preserve"> </w:t>
+            </w:r>
+            <w:r>
+              <w:rPr>
+                <w:rStyle w:val="VerbatimChar"/>
+              </w:rPr>
+              <w:t xml:space="preserve">schoolId</w:t>
+            </w:r>
+            <w:r>
+              <w:t xml:space="preserve"> </w:t>
+            </w:r>
+            <w:r>
+              <w:t xml:space="preserve">(Query)</w:t>
             </w:r>
           </w:p>
         </w:tc>
@@ -416,7 +882,7 @@
               <w:pStyle w:val="Compact"/>
             </w:pPr>
             <w:r>
-              <w:t xml:space="preserve">Eliminar competencia</w:t>
+              <w:t xml:space="preserve">Eliminar competencia y sus réplicas</w:t>
             </w:r>
           </w:p>
         </w:tc>
@@ -455,7 +921,42 @@
               <w:pStyle w:val="Compact"/>
             </w:pPr>
             <w:r>
-              <w:t xml:space="preserve">Directivo</w:t>
+              <w:t xml:space="preserve">JWT Directivo</w:t>
+            </w:r>
+          </w:p>
+        </w:tc>
+        <w:tc>
+          <w:tcPr/>
+          <w:p>
+            <w:pPr>
+              <w:pStyle w:val="Compact"/>
+            </w:pPr>
+            <w:r>
+              <w:rPr>
+                <w:rStyle w:val="VerbatimChar"/>
+              </w:rPr>
+              <w:t xml:space="preserve">id</w:t>
+            </w:r>
+            <w:r>
+              <w:t xml:space="preserve"> </w:t>
+            </w:r>
+            <w:r>
+              <w:t xml:space="preserve">(URL),</w:t>
+            </w:r>
+            <w:r>
+              <w:t xml:space="preserve"> </w:t>
+            </w:r>
+            <w:r>
+              <w:rPr>
+                <w:rStyle w:val="VerbatimChar"/>
+              </w:rPr>
+              <w:t xml:space="preserve">schoolId</w:t>
+            </w:r>
+            <w:r>
+              <w:t xml:space="preserve"> </w:t>
+            </w:r>
+            <w:r>
+              <w:t xml:space="preserve">(Query)</w:t>
             </w:r>
           </w:p>
         </w:tc>
@@ -468,7 +969,7 @@
               <w:pStyle w:val="Compact"/>
             </w:pPr>
             <w:r>
-              <w:t xml:space="preserve">Crear evidencia de aprendizaje personalizada</w:t>
+              <w:t xml:space="preserve">Crear evidencia de aprendizaje</w:t>
             </w:r>
           </w:p>
         </w:tc>
@@ -507,7 +1008,36 @@
               <w:pStyle w:val="Compact"/>
             </w:pPr>
             <w:r>
-              <w:t xml:space="preserve">Directivo</w:t>
+              <w:t xml:space="preserve">JWT Directivo</w:t>
+            </w:r>
+          </w:p>
+        </w:tc>
+        <w:tc>
+          <w:tcPr/>
+          <w:p>
+            <w:pPr>
+              <w:pStyle w:val="Compact"/>
+            </w:pPr>
+            <w:r>
+              <w:rPr>
+                <w:rStyle w:val="VerbatimChar"/>
+              </w:rPr>
+              <w:t xml:space="preserve">competenciaId</w:t>
+            </w:r>
+            <w:r>
+              <w:t xml:space="preserve"> </w:t>
+            </w:r>
+            <w:r>
+              <w:t xml:space="preserve">(URL),</w:t>
+            </w:r>
+            <w:r>
+              <w:t xml:space="preserve"> </w:t>
+            </w:r>
+            <w:r>
+              <w:rPr>
+                <w:rStyle w:val="VerbatimChar"/>
+              </w:rPr>
+              <w:t xml:space="preserve">{ schoolId, descripcion }</w:t>
             </w:r>
           </w:p>
         </w:tc>
@@ -559,7 +1089,36 @@
               <w:pStyle w:val="Compact"/>
             </w:pPr>
             <w:r>
-              <w:t xml:space="preserve">Directivo</w:t>
+              <w:t xml:space="preserve">JWT Directivo</w:t>
+            </w:r>
+          </w:p>
+        </w:tc>
+        <w:tc>
+          <w:tcPr/>
+          <w:p>
+            <w:pPr>
+              <w:pStyle w:val="Compact"/>
+            </w:pPr>
+            <w:r>
+              <w:rPr>
+                <w:rStyle w:val="VerbatimChar"/>
+              </w:rPr>
+              <w:t xml:space="preserve">evidenciaId</w:t>
+            </w:r>
+            <w:r>
+              <w:t xml:space="preserve"> </w:t>
+            </w:r>
+            <w:r>
+              <w:t xml:space="preserve">(URL),</w:t>
+            </w:r>
+            <w:r>
+              <w:t xml:space="preserve"> </w:t>
+            </w:r>
+            <w:r>
+              <w:rPr>
+                <w:rStyle w:val="VerbatimChar"/>
+              </w:rPr>
+              <w:t xml:space="preserve">{ schoolId, descripcion }</w:t>
             </w:r>
           </w:p>
         </w:tc>
@@ -611,7 +1170,42 @@
               <w:pStyle w:val="Compact"/>
             </w:pPr>
             <w:r>
-              <w:t xml:space="preserve">Directivo</w:t>
+              <w:t xml:space="preserve">JWT Directivo</w:t>
+            </w:r>
+          </w:p>
+        </w:tc>
+        <w:tc>
+          <w:tcPr/>
+          <w:p>
+            <w:pPr>
+              <w:pStyle w:val="Compact"/>
+            </w:pPr>
+            <w:r>
+              <w:rPr>
+                <w:rStyle w:val="VerbatimChar"/>
+              </w:rPr>
+              <w:t xml:space="preserve">evidenciaId</w:t>
+            </w:r>
+            <w:r>
+              <w:t xml:space="preserve"> </w:t>
+            </w:r>
+            <w:r>
+              <w:t xml:space="preserve">(URL),</w:t>
+            </w:r>
+            <w:r>
+              <w:t xml:space="preserve"> </w:t>
+            </w:r>
+            <w:r>
+              <w:rPr>
+                <w:rStyle w:val="VerbatimChar"/>
+              </w:rPr>
+              <w:t xml:space="preserve">schoolId</w:t>
+            </w:r>
+            <w:r>
+              <w:t xml:space="preserve"> </w:t>
+            </w:r>
+            <w:r>
+              <w:t xml:space="preserve">(Query)</w:t>
             </w:r>
           </w:p>
         </w:tc>
@@ -663,7 +1257,192 @@
               <w:pStyle w:val="Compact"/>
             </w:pPr>
             <w:r>
-              <w:t xml:space="preserve">Docente</w:t>
+              <w:t xml:space="preserve">JWT Docente</w:t>
+            </w:r>
+          </w:p>
+        </w:tc>
+        <w:tc>
+          <w:tcPr/>
+          <w:p>
+            <w:pPr>
+              <w:pStyle w:val="Compact"/>
+            </w:pPr>
+            <w:r>
+              <w:rPr>
+                <w:rStyle w:val="VerbatimChar"/>
+              </w:rPr>
+              <w:t xml:space="preserve">id</w:t>
+            </w:r>
+            <w:r>
+              <w:t xml:space="preserve"> </w:t>
+            </w:r>
+            <w:r>
+              <w:t xml:space="preserve">(URL),</w:t>
+            </w:r>
+            <w:r>
+              <w:t xml:space="preserve"> </w:t>
+            </w:r>
+            <w:r>
+              <w:rPr>
+                <w:rStyle w:val="VerbatimChar"/>
+              </w:rPr>
+              <w:t xml:space="preserve">{ descripcion }</w:t>
+            </w:r>
+          </w:p>
+        </w:tc>
+      </w:tr>
+      <w:tr>
+        <w:tc>
+          <w:tcPr/>
+          <w:p>
+            <w:pPr>
+              <w:pStyle w:val="Compact"/>
+            </w:pPr>
+            <w:r>
+              <w:t xml:space="preserve">Consultar evidencias DBA de una competencia</w:t>
+            </w:r>
+          </w:p>
+        </w:tc>
+        <w:tc>
+          <w:tcPr/>
+          <w:p>
+            <w:pPr>
+              <w:pStyle w:val="Compact"/>
+            </w:pPr>
+            <w:r>
+              <w:rPr>
+                <w:rStyle w:val="VerbatimChar"/>
+              </w:rPr>
+              <w:t xml:space="preserve">GET</w:t>
+            </w:r>
+          </w:p>
+        </w:tc>
+        <w:tc>
+          <w:tcPr/>
+          <w:p>
+            <w:pPr>
+              <w:pStyle w:val="Compact"/>
+            </w:pPr>
+            <w:r>
+              <w:rPr>
+                <w:rStyle w:val="VerbatimChar"/>
+              </w:rPr>
+              <w:t xml:space="preserve">/api/teacher/competencies/:competenciaId/evidencias-dba</w:t>
+            </w:r>
+          </w:p>
+        </w:tc>
+        <w:tc>
+          <w:tcPr/>
+          <w:p>
+            <w:pPr>
+              <w:pStyle w:val="Compact"/>
+            </w:pPr>
+            <w:r>
+              <w:t xml:space="preserve">JWT Docente</w:t>
+            </w:r>
+          </w:p>
+        </w:tc>
+        <w:tc>
+          <w:tcPr/>
+          <w:p>
+            <w:pPr>
+              <w:pStyle w:val="Compact"/>
+            </w:pPr>
+            <w:r>
+              <w:rPr>
+                <w:rStyle w:val="VerbatimChar"/>
+              </w:rPr>
+              <w:t xml:space="preserve">competenciaId</w:t>
+            </w:r>
+            <w:r>
+              <w:t xml:space="preserve"> </w:t>
+            </w:r>
+            <w:r>
+              <w:t xml:space="preserve">(URL)</w:t>
+            </w:r>
+          </w:p>
+        </w:tc>
+      </w:tr>
+      <w:tr>
+        <w:tc>
+          <w:tcPr/>
+          <w:p>
+            <w:pPr>
+              <w:pStyle w:val="Compact"/>
+            </w:pPr>
+            <w:r>
+              <w:t xml:space="preserve">Consultar evidencias DBA por curso y materia</w:t>
+            </w:r>
+          </w:p>
+        </w:tc>
+        <w:tc>
+          <w:tcPr/>
+          <w:p>
+            <w:pPr>
+              <w:pStyle w:val="Compact"/>
+            </w:pPr>
+            <w:r>
+              <w:rPr>
+                <w:rStyle w:val="VerbatimChar"/>
+              </w:rPr>
+              <w:t xml:space="preserve">GET</w:t>
+            </w:r>
+          </w:p>
+        </w:tc>
+        <w:tc>
+          <w:tcPr/>
+          <w:p>
+            <w:pPr>
+              <w:pStyle w:val="Compact"/>
+            </w:pPr>
+            <w:r>
+              <w:rPr>
+                <w:rStyle w:val="VerbatimChar"/>
+              </w:rPr>
+              <w:t xml:space="preserve">/api/teacher/courses/:gradeId/:subjectId/evidencias-dba</w:t>
+            </w:r>
+          </w:p>
+        </w:tc>
+        <w:tc>
+          <w:tcPr/>
+          <w:p>
+            <w:pPr>
+              <w:pStyle w:val="Compact"/>
+            </w:pPr>
+            <w:r>
+              <w:t xml:space="preserve">JWT Docente</w:t>
+            </w:r>
+          </w:p>
+        </w:tc>
+        <w:tc>
+          <w:tcPr/>
+          <w:p>
+            <w:pPr>
+              <w:pStyle w:val="Compact"/>
+            </w:pPr>
+            <w:r>
+              <w:rPr>
+                <w:rStyle w:val="VerbatimChar"/>
+              </w:rPr>
+              <w:t xml:space="preserve">gradeId</w:t>
+            </w:r>
+            <w:r>
+              <w:t xml:space="preserve">,</w:t>
+            </w:r>
+            <w:r>
+              <w:t xml:space="preserve"> </w:t>
+            </w:r>
+            <w:r>
+              <w:rPr>
+                <w:rStyle w:val="VerbatimChar"/>
+              </w:rPr>
+              <w:t xml:space="preserve">subjectId</w:t>
+            </w:r>
+            <w:r>
+              <w:t xml:space="preserve"> </w:t>
+            </w:r>
+            <w:r>
+              <w:t xml:space="preserve">(URL)</w:t>
             </w:r>
           </w:p>
         </w:tc>
@@ -688,6 +1467,7 @@
     </w:p>
     <w:p>
       <w:pPr>
+        <w:pStyle w:val="Compact"/>
         <w:numPr>
           <w:ilvl w:val="0"/>
           <w:numId w:val="1001"/>
@@ -698,17 +1478,18 @@
           <w:b/>
           <w:bCs/>
         </w:rPr>
-        <w:t xml:space="preserve">RN-COMP-001 (Competencias Múltiples):</w:t>
-      </w:r>
-      <w:r>
-        <w:t xml:space="preserve"> </w:t>
-      </w:r>
-      <w:r>
-        <w:t xml:space="preserve">A diferencia de esquemas rígidos, el sistema permite registrar múltiples competencias independientes dentro de una misma asignatura y periodo académico para dar mayor adaptabilidad curricular.</w:t>
+        <w:t xml:space="preserve">RN-COMP-001 (Multicompetencias por Asignatura y Periodo):</w:t>
+      </w:r>
+      <w:r>
+        <w:t xml:space="preserve"> </w:t>
+      </w:r>
+      <w:r>
+        <w:t xml:space="preserve">El sistema permite registrar múltiples competencias independientes para la misma combinación de grupo, materia y periodo académico, habiéndose removido restricciones unívocas obsoletas.</w:t>
       </w:r>
     </w:p>
     <w:p>
       <w:pPr>
+        <w:pStyle w:val="Compact"/>
         <w:numPr>
           <w:ilvl w:val="0"/>
           <w:numId w:val="1001"/>
@@ -747,37 +1528,77 @@
         <w:t xml:space="preserve"> </w:t>
       </w:r>
       <w:r>
-        <w:t xml:space="preserve">Cuando se crea una competencia para la Asignatura X, Periodo Y y Grado Z:</w:t>
+        <w:t xml:space="preserve">Al crear una competencia,</w:t>
+      </w:r>
+      <w:r>
+        <w:t xml:space="preserve"> </w:t>
+      </w:r>
+      <w:r>
+        <w:rPr>
+          <w:rStyle w:val="VerbatimChar"/>
+        </w:rPr>
+        <w:t xml:space="preserve">syncCompetencyAcrossGrade</w:t>
+      </w:r>
+      <w:r>
+        <w:t xml:space="preserve"> </w:t>
+      </w:r>
+      <w:r>
+        <w:t xml:space="preserve">detecta todos los cursos paralelos del mismo tipo de grado (</w:t>
+      </w:r>
+      <w:r>
+        <w:rPr>
+          <w:rStyle w:val="VerbatimChar"/>
+        </w:rPr>
+        <w:t xml:space="preserve">getGradePeerGroups</w:t>
+      </w:r>
+      <w:r>
+        <w:t xml:space="preserve">), genera un</w:t>
+      </w:r>
+      <w:r>
+        <w:t xml:space="preserve"> </w:t>
+      </w:r>
+      <w:r>
+        <w:rPr>
+          <w:rStyle w:val="VerbatimChar"/>
+        </w:rPr>
+        <w:t xml:space="preserve">sync_uuid</w:t>
+      </w:r>
+      <w:r>
+        <w:t xml:space="preserve"> </w:t>
+      </w:r>
+      <w:r>
+        <w:t xml:space="preserve">(UUID v4) y replica la competencia en todos los grupos paralelos dentro de una sola transacción atómica.</w:t>
       </w:r>
     </w:p>
     <w:p>
       <w:pPr>
         <w:pStyle w:val="Compact"/>
         <w:numPr>
-          <w:ilvl w:val="1"/>
-          <w:numId w:val="1002"/>
+          <w:ilvl w:val="0"/>
+          <w:numId w:val="1001"/>
         </w:numPr>
       </w:pPr>
       <w:r>
-        <w:t xml:space="preserve">El backend genera un identificador aleatorio único (</w:t>
+        <w:rPr>
+          <w:b/>
+          <w:bCs/>
+        </w:rPr>
+        <w:t xml:space="preserve">RN-COMP-003 (Propagación Masiva de Ediciones):</w:t>
+      </w:r>
+      <w:r>
+        <w:t xml:space="preserve"> </w:t>
+      </w:r>
+      <w:r>
+        <w:t xml:space="preserve">Cualquier actualización en la descripción o dimensión de una competencia se propaga de inmediato a todos los registros hermanos que compartan el mismo</w:t>
+      </w:r>
+      <w:r>
+        <w:t xml:space="preserve"> </w:t>
       </w:r>
       <w:r>
         <w:rPr>
           <w:rStyle w:val="VerbatimChar"/>
         </w:rPr>
         <w:t xml:space="preserve">sync_uuid</w:t>
-      </w:r>
-      <w:r>
-        <w:t xml:space="preserve">) utilizando</w:t>
-      </w:r>
-      <w:r>
-        <w:t xml:space="preserve"> </w:t>
-      </w:r>
-      <w:r>
-        <w:rPr>
-          <w:rStyle w:val="VerbatimChar"/>
-        </w:rPr>
-        <w:t xml:space="preserve">crypto.randomUUID()</w:t>
       </w:r>
       <w:r>
         <w:t xml:space="preserve">.</w:t>
@@ -787,40 +1608,73 @@
       <w:pPr>
         <w:pStyle w:val="Compact"/>
         <w:numPr>
-          <w:ilvl w:val="1"/>
-          <w:numId w:val="1002"/>
+          <w:ilvl w:val="0"/>
+          <w:numId w:val="1001"/>
         </w:numPr>
       </w:pPr>
       <w:r>
-        <w:t xml:space="preserve">Identifica todos los grupos paralelos (ej. Primero A, B, C) que pertenecen al mismo grado escolar.</w:t>
+        <w:rPr>
+          <w:b/>
+          <w:bCs/>
+        </w:rPr>
+        <w:t xml:space="preserve">RN-COMP-004 (Inyección Automática de Evidencias Formativas):</w:t>
+      </w:r>
+      <w:r>
+        <w:t xml:space="preserve"> </w:t>
+      </w:r>
+      <w:r>
+        <w:t xml:space="preserve">Si una competencia se crea sin asociar evidencias de DBA,</w:t>
+      </w:r>
+      <w:r>
+        <w:t xml:space="preserve"> </w:t>
+      </w:r>
+      <w:r>
+        <w:rPr>
+          <w:rStyle w:val="VerbatimChar"/>
+        </w:rPr>
+        <w:t xml:space="preserve">ensureDefaultEvidencias</w:t>
+      </w:r>
+      <w:r>
+        <w:t xml:space="preserve"> </w:t>
+      </w:r>
+      <w:r>
+        <w:t xml:space="preserve">le inserta automáticamente 3 evidencias formativas estándar (conceptual, analítica y colaborativa).</w:t>
       </w:r>
     </w:p>
     <w:p>
       <w:pPr>
         <w:pStyle w:val="Compact"/>
         <w:numPr>
-          <w:ilvl w:val="1"/>
-          <w:numId w:val="1002"/>
+          <w:ilvl w:val="0"/>
+          <w:numId w:val="1001"/>
         </w:numPr>
       </w:pPr>
       <w:r>
-        <w:t xml:space="preserve">Inserta un registro individual de competencia para cada grupo paralelos, todos compartiendo el mismo</w:t>
-      </w:r>
-      <w:r>
-        <w:t xml:space="preserve"> </w:t>
+        <w:rPr>
+          <w:b/>
+          <w:bCs/>
+        </w:rPr>
+        <w:t xml:space="preserve">RN-COMP-005 (Vinculación Exclusiva de Evidencias DBA y Reemplazo Limpio):</w:t>
+      </w:r>
+      <w:r>
+        <w:t xml:space="preserve"> </w:t>
+      </w:r>
+      <w:r>
+        <w:t xml:space="preserve">Al vincular evidencias oficiales de DBA, el sistema valida que ninguna de ellas esté asignada a otra competencia del mismo año, materia y grado en un periodo diferente (</w:t>
       </w:r>
       <w:r>
         <w:rPr>
           <w:rStyle w:val="VerbatimChar"/>
         </w:rPr>
-        <w:t xml:space="preserve">sync_uuid</w:t>
-      </w:r>
-      <w:r>
-        <w:t xml:space="preserve">.</w:t>
+        <w:t xml:space="preserve">alreadyAssignedRes</w:t>
+      </w:r>
+      <w:r>
+        <w:t xml:space="preserve">). Al asociar las evidencias DBA, elimina las 3 evidencias por defecto y replica las oficiales en todos los paralelos.</w:t>
       </w:r>
     </w:p>
     <w:p>
       <w:pPr>
+        <w:pStyle w:val="Compact"/>
         <w:numPr>
           <w:ilvl w:val="0"/>
           <w:numId w:val="1001"/>
@@ -831,173 +1685,109 @@
           <w:b/>
           <w:bCs/>
         </w:rPr>
-        <w:t xml:space="preserve">RN-COMP-003 (Propagación Masiva de Ediciones):</w:t>
-      </w:r>
-      <w:r>
-        <w:t xml:space="preserve"> </w:t>
-      </w:r>
-      <w:r>
-        <w:t xml:space="preserve">Al editar la descripción de una competencia o vincular/desvincular evidencias, el backend realiza la operación en cascada a todos los registros que compartan el mismo</w:t>
-      </w:r>
-      <w:r>
+        <w:t xml:space="preserve">RN-COMP-006 (Protección contra Eliminaciones Destructivas —</w:t>
+      </w:r>
+      <w:r>
+        <w:rPr>
+          <w:b/>
+          <w:bCs/>
+        </w:rPr>
         <w:t xml:space="preserve"> </w:t>
       </w:r>
       <w:r>
         <w:rPr>
           <w:rStyle w:val="VerbatimChar"/>
-        </w:rPr>
-        <w:t xml:space="preserve">sync_uuid</w:t>
-      </w:r>
-      <w:r>
-        <w:t xml:space="preserve"> </w:t>
-      </w:r>
-      <w:r>
-        <w:t xml:space="preserve">en una sola transacción:</w:t>
+          <w:b/>
+          <w:bCs/>
+        </w:rPr>
+        <w:t xml:space="preserve">usage-check</w:t>
+      </w:r>
+      <w:r>
+        <w:rPr>
+          <w:b/>
+          <w:bCs/>
+        </w:rPr>
+        <w:t xml:space="preserve">):</w:t>
+      </w:r>
+      <w:r>
+        <w:t xml:space="preserve"> </w:t>
+      </w:r>
+      <w:r>
+        <w:t xml:space="preserve">Una competencia no puede eliminarse si cuenta con actividades evaluativas en</w:t>
+      </w:r>
+      <w:r>
+        <w:t xml:space="preserve"> </w:t>
+      </w:r>
+      <w:r>
+        <w:rPr>
+          <w:rStyle w:val="VerbatimChar"/>
+        </w:rPr>
+        <w:t xml:space="preserve">actividad_materia</w:t>
+      </w:r>
+      <w:r>
+        <w:t xml:space="preserve"> </w:t>
+      </w:r>
+      <w:r>
+        <w:t xml:space="preserve">o calificaciones en</w:t>
+      </w:r>
+      <w:r>
+        <w:t xml:space="preserve"> </w:t>
+      </w:r>
+      <w:r>
+        <w:rPr>
+          <w:rStyle w:val="VerbatimChar"/>
+        </w:rPr>
+        <w:t xml:space="preserve">nota_criterio</w:t>
+      </w:r>
+      <w:r>
+        <w:t xml:space="preserve">. El endpoint</w:t>
+      </w:r>
+      <w:r>
+        <w:t xml:space="preserve"> </w:t>
+      </w:r>
+      <w:r>
+        <w:rPr>
+          <w:rStyle w:val="VerbatimChar"/>
+        </w:rPr>
+        <w:t xml:space="preserve">/usage-check</w:t>
+      </w:r>
+      <w:r>
+        <w:t xml:space="preserve"> </w:t>
+      </w:r>
+      <w:r>
+        <w:t xml:space="preserve">expone el desglose de docentes y actividades, y</w:t>
+      </w:r>
+      <w:r>
+        <w:t xml:space="preserve"> </w:t>
+      </w:r>
+      <w:r>
+        <w:rPr>
+          <w:rStyle w:val="VerbatimChar"/>
+        </w:rPr>
+        <w:t xml:space="preserve">deleteCompetencyByAdmin</w:t>
+      </w:r>
+      <w:r>
+        <w:t xml:space="preserve"> </w:t>
+      </w:r>
+      <w:r>
+        <w:t xml:space="preserve">bloquea con</w:t>
+      </w:r>
+      <w:r>
+        <w:t xml:space="preserve"> </w:t>
+      </w:r>
+      <w:r>
+        <w:rPr>
+          <w:rStyle w:val="VerbatimChar"/>
+        </w:rPr>
+        <w:t xml:space="preserve">409 Conflict</w:t>
+      </w:r>
+      <w:r>
+        <w:t xml:space="preserve">.</w:t>
       </w:r>
     </w:p>
     <w:p>
       <w:pPr>
-        <w:pStyle w:val="SourceCode"/>
-        <w:numPr>
-          <w:ilvl w:val="0"/>
-          <w:numId w:val="1000"/>
-        </w:numPr>
-      </w:pPr>
-      <w:r>
-        <w:rPr>
-          <w:rStyle w:val="KeywordTok"/>
-        </w:rPr>
-        <w:t xml:space="preserve">UPDATE</w:t>
-      </w:r>
-      <w:r>
-        <w:rPr>
-          <w:rStyle w:val="NormalTok"/>
-        </w:rPr>
-        <w:t xml:space="preserve"> </w:t>
-      </w:r>
-      <w:r>
-        <w:rPr>
-          <w:rStyle w:val="KeywordTok"/>
-        </w:rPr>
-        <w:t xml:space="preserve">public</w:t>
-      </w:r>
-      <w:r>
-        <w:rPr>
-          <w:rStyle w:val="NormalTok"/>
-        </w:rPr>
-        <w:t xml:space="preserve">.competencias </w:t>
-      </w:r>
-      <w:r>
-        <w:br/>
-      </w:r>
-      <w:r>
-        <w:rPr>
-          <w:rStyle w:val="KeywordTok"/>
-        </w:rPr>
-        <w:t xml:space="preserve">SET</w:t>
-      </w:r>
-      <w:r>
-        <w:rPr>
-          <w:rStyle w:val="NormalTok"/>
-        </w:rPr>
-        <w:t xml:space="preserve"> descripcion </w:t>
-      </w:r>
-      <w:r>
-        <w:rPr>
-          <w:rStyle w:val="OperatorTok"/>
-        </w:rPr>
-        <w:t xml:space="preserve">=</w:t>
-      </w:r>
-      <w:r>
-        <w:rPr>
-          <w:rStyle w:val="NormalTok"/>
-        </w:rPr>
-        <w:t xml:space="preserve"> $</w:t>
-      </w:r>
-      <w:r>
-        <w:rPr>
-          <w:rStyle w:val="DecValTok"/>
-        </w:rPr>
-        <w:t xml:space="preserve">1</w:t>
-      </w:r>
-      <w:r>
-        <w:rPr>
-          <w:rStyle w:val="NormalTok"/>
-        </w:rPr>
-        <w:t xml:space="preserve"> </w:t>
-      </w:r>
-      <w:r>
-        <w:br/>
-      </w:r>
-      <w:r>
-        <w:rPr>
-          <w:rStyle w:val="KeywordTok"/>
-        </w:rPr>
-        <w:t xml:space="preserve">WHERE</w:t>
-      </w:r>
-      <w:r>
-        <w:rPr>
-          <w:rStyle w:val="NormalTok"/>
-        </w:rPr>
-        <w:t xml:space="preserve"> sync_uuid </w:t>
-      </w:r>
-      <w:r>
-        <w:rPr>
-          <w:rStyle w:val="OperatorTok"/>
-        </w:rPr>
-        <w:t xml:space="preserve">=</w:t>
-      </w:r>
-      <w:r>
-        <w:rPr>
-          <w:rStyle w:val="NormalTok"/>
-        </w:rPr>
-        <w:t xml:space="preserve"> $</w:t>
-      </w:r>
-      <w:r>
-        <w:rPr>
-          <w:rStyle w:val="DecValTok"/>
-        </w:rPr>
-        <w:t xml:space="preserve">2</w:t>
-      </w:r>
-      <w:r>
-        <w:rPr>
-          <w:rStyle w:val="NormalTok"/>
-        </w:rPr>
-        <w:t xml:space="preserve"> </w:t>
-      </w:r>
-      <w:r>
-        <w:rPr>
-          <w:rStyle w:val="KeywordTok"/>
-        </w:rPr>
-        <w:t xml:space="preserve">AND</w:t>
-      </w:r>
-      <w:r>
-        <w:rPr>
-          <w:rStyle w:val="NormalTok"/>
-        </w:rPr>
-        <w:t xml:space="preserve"> id_grupo </w:t>
-      </w:r>
-      <w:r>
-        <w:rPr>
-          <w:rStyle w:val="OperatorTok"/>
-        </w:rPr>
-        <w:t xml:space="preserve">=</w:t>
-      </w:r>
-      <w:r>
-        <w:rPr>
-          <w:rStyle w:val="NormalTok"/>
-        </w:rPr>
-        <w:t xml:space="preserve"> $</w:t>
-      </w:r>
-      <w:r>
-        <w:rPr>
-          <w:rStyle w:val="DecValTok"/>
-        </w:rPr>
-        <w:t xml:space="preserve">3</w:t>
-      </w:r>
-    </w:p>
-    <w:p>
-      <w:pPr>
+        <w:pStyle w:val="Compact"/>
         <w:numPr>
           <w:ilvl w:val="0"/>
           <w:numId w:val="1001"/>
@@ -1008,34 +1798,13 @@
           <w:b/>
           <w:bCs/>
         </w:rPr>
-        <w:t xml:space="preserve">RN-COMP-004 (Evidencias por Defecto):</w:t>
-      </w:r>
-      <w:r>
-        <w:t xml:space="preserve"> </w:t>
-      </w:r>
-      <w:r>
-        <w:t xml:space="preserve">Al crear una competencia, el sistema le asocia automáticamente 3 evidencias de aprendizaje por defecto con orden secuencial para facilitar la labor del docente.</w:t>
-      </w:r>
-    </w:p>
-    <w:p>
-      <w:pPr>
-        <w:numPr>
-          <w:ilvl w:val="0"/>
-          <w:numId w:val="1001"/>
-        </w:numPr>
-      </w:pPr>
-      <w:r>
-        <w:rPr>
-          <w:b/>
-          <w:bCs/>
-        </w:rPr>
-        <w:t xml:space="preserve">RN-COMP-005 (Protección por Uso Curricular):</w:t>
-      </w:r>
-      <w:r>
-        <w:t xml:space="preserve"> </w:t>
-      </w:r>
-      <w:r>
-        <w:t xml:space="preserve">Una competencia no se puede modificar en su estructura de evidencias o catalogación DBA si los docentes ya han registrado actividades de aula asociadas. El endpoint</w:t>
+        <w:t xml:space="preserve">RN-COMP-007 (Doble Bloqueo por Cierre Institucional y de Materia):</w:t>
+      </w:r>
+      <w:r>
+        <w:t xml:space="preserve"> </w:t>
+      </w:r>
+      <w:r>
+        <w:t xml:space="preserve">Se prohíbe crear, editar o eliminar competencias si</w:t>
       </w:r>
       <w:r>
         <w:t xml:space="preserve"> </w:t>
@@ -1044,13 +1813,19 @@
         <w:rPr>
           <w:rStyle w:val="VerbatimChar"/>
         </w:rPr>
-        <w:t xml:space="preserve">/usage-check</w:t>
-      </w:r>
-      <w:r>
-        <w:t xml:space="preserve"> </w:t>
-      </w:r>
-      <w:r>
-        <w:t xml:space="preserve">bloquea la edición si el conteo de actividades asociadas es mayor a cero.</w:t>
+        <w:t xml:space="preserve">periodo_academico.estado === 'CERRADO'</w:t>
+      </w:r>
+      <w:r>
+        <w:t xml:space="preserve">. Para docentes, se valida adicionalmente que la materia no haya sido cerrada en el periodo (</w:t>
+      </w:r>
+      <w:r>
+        <w:rPr>
+          <w:rStyle w:val="VerbatimChar"/>
+        </w:rPr>
+        <w:t xml:space="preserve">ensureSubjectOpen</w:t>
+      </w:r>
+      <w:r>
+        <w:t xml:space="preserve">).</w:t>
       </w:r>
     </w:p>
     <w:p>
@@ -1061,433 +1836,22 @@
       </w:r>
     </w:p>
     <w:bookmarkEnd w:id="12"/>
-    <w:bookmarkStart w:id="21" w:name="implementation"/>
+    <w:bookmarkStart w:id="22" w:name="implementación-del-módulo"/>
     <w:p>
       <w:pPr>
         <w:pStyle w:val="Heading2"/>
       </w:pPr>
       <w:r>
-        <w:t xml:space="preserve">5. Implementation</w:t>
+        <w:t xml:space="preserve">5. Implementación del Módulo</w:t>
       </w:r>
     </w:p>
-    <w:bookmarkStart w:id="17" w:name="backend"/>
+    <w:bookmarkStart w:id="18" w:name="backend"/>
     <w:p>
       <w:pPr>
         <w:pStyle w:val="Heading3"/>
       </w:pPr>
       <w:r>
         <w:t xml:space="preserve">Backend</w:t>
-      </w:r>
-    </w:p>
-    <w:tbl>
-      <w:tblPr>
-        <w:tblStyle w:val="Table"/>
-        <w:tblW w:type="pct" w:w="5000"/>
-        <w:tblLayout w:type="fixed"/>
-        <w:tblLook w:firstRow="1" w:lastRow="0" w:firstColumn="0" w:lastColumn="0" w:noHBand="0" w:noVBand="0" w:val="0020"/>
-      </w:tblPr>
-      <w:tblGrid>
-        <w:gridCol w:w="3960"/>
-        <w:gridCol w:w="3960"/>
-      </w:tblGrid>
-      <w:tr>
-        <w:trPr>
-          <w:tblHeader w:val="on"/>
-        </w:trPr>
-        <w:tc>
-          <w:tcPr/>
-          <w:p>
-            <w:pPr>
-              <w:pStyle w:val="Compact"/>
-            </w:pPr>
-            <w:r>
-              <w:t xml:space="preserve">Tipo</w:t>
-            </w:r>
-          </w:p>
-        </w:tc>
-        <w:tc>
-          <w:tcPr/>
-          <w:p>
-            <w:pPr>
-              <w:pStyle w:val="Compact"/>
-            </w:pPr>
-            <w:r>
-              <w:t xml:space="preserve">Archivo</w:t>
-            </w:r>
-          </w:p>
-        </w:tc>
-      </w:tr>
-      <w:tr>
-        <w:tc>
-          <w:tcPr/>
-          <w:p>
-            <w:pPr>
-              <w:pStyle w:val="Compact"/>
-            </w:pPr>
-            <w:r>
-              <w:rPr>
-                <w:b/>
-                <w:bCs/>
-              </w:rPr>
-              <w:t xml:space="preserve">Controller Directivo</w:t>
-            </w:r>
-          </w:p>
-        </w:tc>
-        <w:tc>
-          <w:tcPr/>
-          <w:p>
-            <w:pPr>
-              <w:pStyle w:val="Compact"/>
-            </w:pPr>
-            <w:hyperlink r:id="rId13">
-              <w:r>
-                <w:rPr>
-                  <w:rStyle w:val="Hyperlink"/>
-                </w:rPr>
-                <w:t xml:space="preserve">academicAdminController.ts</w:t>
-              </w:r>
-            </w:hyperlink>
-            <w:r>
-              <w:t xml:space="preserve"> </w:t>
-            </w:r>
-            <w:r>
-              <w:t xml:space="preserve">—</w:t>
-            </w:r>
-            <w:r>
-              <w:t xml:space="preserve"> </w:t>
-            </w:r>
-            <w:r>
-              <w:rPr>
-                <w:rStyle w:val="VerbatimChar"/>
-              </w:rPr>
-              <w:t xml:space="preserve">upsertCompetencyByAdmin</w:t>
-            </w:r>
-            <w:r>
-              <w:t xml:space="preserve">,</w:t>
-            </w:r>
-            <w:r>
-              <w:t xml:space="preserve"> </w:t>
-            </w:r>
-            <w:r>
-              <w:rPr>
-                <w:rStyle w:val="VerbatimChar"/>
-              </w:rPr>
-              <w:t xml:space="preserve">checkCompetenciaUsage</w:t>
-            </w:r>
-            <w:r>
-              <w:t xml:space="preserve">,</w:t>
-            </w:r>
-            <w:r>
-              <w:t xml:space="preserve"> </w:t>
-            </w:r>
-            <w:r>
-              <w:rPr>
-                <w:rStyle w:val="VerbatimChar"/>
-              </w:rPr>
-              <w:t xml:space="preserve">deleteCompetencyByAdmin</w:t>
-            </w:r>
-            <w:r>
-              <w:t xml:space="preserve">,</w:t>
-            </w:r>
-            <w:r>
-              <w:t xml:space="preserve"> </w:t>
-            </w:r>
-            <w:r>
-              <w:rPr>
-                <w:rStyle w:val="VerbatimChar"/>
-              </w:rPr>
-              <w:t xml:space="preserve">createEvidencia</w:t>
-            </w:r>
-            <w:r>
-              <w:t xml:space="preserve">,</w:t>
-            </w:r>
-            <w:r>
-              <w:t xml:space="preserve"> </w:t>
-            </w:r>
-            <w:r>
-              <w:rPr>
-                <w:rStyle w:val="VerbatimChar"/>
-              </w:rPr>
-              <w:t xml:space="preserve">updateEvidencia</w:t>
-            </w:r>
-            <w:r>
-              <w:t xml:space="preserve">,</w:t>
-            </w:r>
-            <w:r>
-              <w:t xml:space="preserve"> </w:t>
-            </w:r>
-            <w:r>
-              <w:rPr>
-                <w:rStyle w:val="VerbatimChar"/>
-              </w:rPr>
-              <w:t xml:space="preserve">deleteEvidencia</w:t>
-            </w:r>
-            <w:r>
-              <w:t xml:space="preserve">.</w:t>
-            </w:r>
-          </w:p>
-        </w:tc>
-      </w:tr>
-      <w:tr>
-        <w:tc>
-          <w:tcPr/>
-          <w:p>
-            <w:pPr>
-              <w:pStyle w:val="Compact"/>
-            </w:pPr>
-            <w:r>
-              <w:rPr>
-                <w:b/>
-                <w:bCs/>
-              </w:rPr>
-              <w:t xml:space="preserve">Controller Docente</w:t>
-            </w:r>
-          </w:p>
-        </w:tc>
-        <w:tc>
-          <w:tcPr/>
-          <w:p>
-            <w:pPr>
-              <w:pStyle w:val="Compact"/>
-            </w:pPr>
-            <w:hyperlink r:id="rId14">
-              <w:r>
-                <w:rPr>
-                  <w:rStyle w:val="Hyperlink"/>
-                </w:rPr>
-                <w:t xml:space="preserve">gradingController.ts</w:t>
-              </w:r>
-            </w:hyperlink>
-            <w:r>
-              <w:t xml:space="preserve"> </w:t>
-            </w:r>
-            <w:r>
-              <w:t xml:space="preserve">—</w:t>
-            </w:r>
-            <w:r>
-              <w:t xml:space="preserve"> </w:t>
-            </w:r>
-            <w:r>
-              <w:rPr>
-                <w:rStyle w:val="VerbatimChar"/>
-              </w:rPr>
-              <w:t xml:space="preserve">updateCompetency</w:t>
-            </w:r>
-            <w:r>
-              <w:t xml:space="preserve">.</w:t>
-            </w:r>
-          </w:p>
-        </w:tc>
-      </w:tr>
-      <w:tr>
-        <w:tc>
-          <w:tcPr/>
-          <w:p>
-            <w:pPr>
-              <w:pStyle w:val="Compact"/>
-            </w:pPr>
-            <w:r>
-              <w:rPr>
-                <w:b/>
-                <w:bCs/>
-              </w:rPr>
-              <w:t xml:space="preserve">Routes</w:t>
-            </w:r>
-          </w:p>
-        </w:tc>
-        <w:tc>
-          <w:tcPr/>
-          <w:p>
-            <w:pPr>
-              <w:pStyle w:val="Compact"/>
-            </w:pPr>
-            <w:hyperlink r:id="rId15">
-              <w:r>
-                <w:rPr>
-                  <w:rStyle w:val="Hyperlink"/>
-                </w:rPr>
-                <w:t xml:space="preserve">academicAdmin.routes.ts</w:t>
-              </w:r>
-            </w:hyperlink>
-            <w:r>
-              <w:t xml:space="preserve">,</w:t>
-            </w:r>
-            <w:r>
-              <w:t xml:space="preserve"> </w:t>
-            </w:r>
-            <w:hyperlink r:id="rId16">
-              <w:r>
-                <w:rPr>
-                  <w:rStyle w:val="Hyperlink"/>
-                </w:rPr>
-                <w:t xml:space="preserve">teacher.routes.ts</w:t>
-              </w:r>
-            </w:hyperlink>
-          </w:p>
-        </w:tc>
-      </w:tr>
-    </w:tbl>
-    <w:bookmarkEnd w:id="17"/>
-    <w:bookmarkStart w:id="20" w:name="frontend"/>
-    <w:p>
-      <w:pPr>
-        <w:pStyle w:val="Heading3"/>
-      </w:pPr>
-      <w:r>
-        <w:t xml:space="preserve">Frontend</w:t>
-      </w:r>
-    </w:p>
-    <w:tbl>
-      <w:tblPr>
-        <w:tblStyle w:val="Table"/>
-        <w:tblW w:type="pct" w:w="5000"/>
-        <w:tblLayout w:type="fixed"/>
-        <w:tblLook w:firstRow="1" w:lastRow="0" w:firstColumn="0" w:lastColumn="0" w:noHBand="0" w:noVBand="0" w:val="0020"/>
-      </w:tblPr>
-      <w:tblGrid>
-        <w:gridCol w:w="3960"/>
-        <w:gridCol w:w="3960"/>
-      </w:tblGrid>
-      <w:tr>
-        <w:trPr>
-          <w:tblHeader w:val="on"/>
-        </w:trPr>
-        <w:tc>
-          <w:tcPr/>
-          <w:p>
-            <w:pPr>
-              <w:pStyle w:val="Compact"/>
-            </w:pPr>
-            <w:r>
-              <w:t xml:space="preserve">Tipo</w:t>
-            </w:r>
-          </w:p>
-        </w:tc>
-        <w:tc>
-          <w:tcPr/>
-          <w:p>
-            <w:pPr>
-              <w:pStyle w:val="Compact"/>
-            </w:pPr>
-            <w:r>
-              <w:t xml:space="preserve">Archivo</w:t>
-            </w:r>
-          </w:p>
-        </w:tc>
-      </w:tr>
-      <w:tr>
-        <w:tc>
-          <w:tcPr/>
-          <w:p>
-            <w:pPr>
-              <w:pStyle w:val="Compact"/>
-            </w:pPr>
-            <w:r>
-              <w:rPr>
-                <w:b/>
-                <w:bCs/>
-              </w:rPr>
-              <w:t xml:space="preserve">Vista Configuración</w:t>
-            </w:r>
-          </w:p>
-        </w:tc>
-        <w:tc>
-          <w:tcPr/>
-          <w:p>
-            <w:pPr>
-              <w:pStyle w:val="Compact"/>
-            </w:pPr>
-            <w:hyperlink r:id="rId18">
-              <w:r>
-                <w:rPr>
-                  <w:rStyle w:val="Hyperlink"/>
-                </w:rPr>
-                <w:t xml:space="preserve">AcademicCompetenciesView.vue</w:t>
-              </w:r>
-            </w:hyperlink>
-            <w:r>
-              <w:t xml:space="preserve"> </w:t>
-            </w:r>
-            <w:r>
-              <w:t xml:space="preserve">— Interfaz de administración curricular de competencias y evidencias.</w:t>
-            </w:r>
-          </w:p>
-        </w:tc>
-      </w:tr>
-      <w:tr>
-        <w:tc>
-          <w:tcPr/>
-          <w:p>
-            <w:pPr>
-              <w:pStyle w:val="Compact"/>
-            </w:pPr>
-            <w:r>
-              <w:rPr>
-                <w:b/>
-                <w:bCs/>
-              </w:rPr>
-              <w:t xml:space="preserve">Componente Docente</w:t>
-            </w:r>
-          </w:p>
-        </w:tc>
-        <w:tc>
-          <w:tcPr/>
-          <w:p>
-            <w:pPr>
-              <w:pStyle w:val="Compact"/>
-            </w:pPr>
-            <w:hyperlink r:id="rId19">
-              <w:r>
-                <w:rPr>
-                  <w:rStyle w:val="Hyperlink"/>
-                </w:rPr>
-                <w:t xml:space="preserve">TeacherGrades.vue</w:t>
-              </w:r>
-            </w:hyperlink>
-            <w:r>
-              <w:t xml:space="preserve"> </w:t>
-            </w:r>
-            <w:r>
-              <w:t xml:space="preserve">— Vista donde el docente consulta y actualiza las descripciones del plan de estudio.</w:t>
-            </w:r>
-          </w:p>
-        </w:tc>
-      </w:tr>
-    </w:tbl>
-    <w:p>
-      <w:r>
-        <w:pict>
-          <v:rect style="width:0;height:1.5pt" o:hralign="center" o:hrstd="t" o:hr="t"/>
-        </w:pict>
-      </w:r>
-    </w:p>
-    <w:bookmarkEnd w:id="20"/>
-    <w:bookmarkEnd w:id="21"/>
-    <w:bookmarkStart w:id="24" w:name="modelo-de-datos"/>
-    <w:p>
-      <w:pPr>
-        <w:pStyle w:val="Heading2"/>
-      </w:pPr>
-      <w:r>
-        <w:t xml:space="preserve">6. Modelo de Datos</w:t>
-      </w:r>
-    </w:p>
-    <w:bookmarkStart w:id="22" w:name="tabla-competencias"/>
-    <w:p>
-      <w:pPr>
-        <w:pStyle w:val="Heading3"/>
-      </w:pPr>
-      <w:r>
-        <w:t xml:space="preserve">Tabla:</w:t>
-      </w:r>
-      <w:r>
-        <w:t xml:space="preserve"> </w:t>
-      </w:r>
-      <w:r>
-        <w:rPr>
-          <w:rStyle w:val="VerbatimChar"/>
-        </w:rPr>
-        <w:t xml:space="preserve">competencias</w:t>
       </w:r>
     </w:p>
     <w:tbl>
@@ -1513,29 +1877,29 @@
               <w:pStyle w:val="Compact"/>
             </w:pPr>
             <w:r>
-              <w:t xml:space="preserve">Columna</w:t>
-            </w:r>
-          </w:p>
-        </w:tc>
-        <w:tc>
-          <w:tcPr/>
-          <w:p>
-            <w:pPr>
-              <w:pStyle w:val="Compact"/>
-            </w:pPr>
-            <w:r>
-              <w:t xml:space="preserve">Tipo</w:t>
-            </w:r>
-          </w:p>
-        </w:tc>
-        <w:tc>
-          <w:tcPr/>
-          <w:p>
-            <w:pPr>
-              <w:pStyle w:val="Compact"/>
-            </w:pPr>
-            <w:r>
-              <w:t xml:space="preserve">Descripción</w:t>
+              <w:t xml:space="preserve">Componente</w:t>
+            </w:r>
+          </w:p>
+        </w:tc>
+        <w:tc>
+          <w:tcPr/>
+          <w:p>
+            <w:pPr>
+              <w:pStyle w:val="Compact"/>
+            </w:pPr>
+            <w:r>
+              <w:t xml:space="preserve">Archivo Fuente</w:t>
+            </w:r>
+          </w:p>
+        </w:tc>
+        <w:tc>
+          <w:tcPr/>
+          <w:p>
+            <w:pPr>
+              <w:pStyle w:val="Compact"/>
+            </w:pPr>
+            <w:r>
+              <w:t xml:space="preserve">Funcionalidad Principal</w:t>
             </w:r>
           </w:p>
         </w:tc>
@@ -1549,31 +1913,103 @@
             </w:pPr>
             <w:r>
               <w:rPr>
-                <w:rStyle w:val="VerbatimChar"/>
-              </w:rPr>
-              <w:t xml:space="preserve">id_competencia</w:t>
-            </w:r>
-          </w:p>
-        </w:tc>
-        <w:tc>
-          <w:tcPr/>
-          <w:p>
-            <w:pPr>
-              <w:pStyle w:val="Compact"/>
-            </w:pPr>
-            <w:r>
-              <w:t xml:space="preserve">SERIAL PK</w:t>
-            </w:r>
-          </w:p>
-        </w:tc>
-        <w:tc>
-          <w:tcPr/>
-          <w:p>
-            <w:pPr>
-              <w:pStyle w:val="Compact"/>
-            </w:pPr>
-            <w:r>
-              <w:t xml:space="preserve">Identificador único de la competencia.</w:t>
+                <w:b/>
+                <w:bCs/>
+              </w:rPr>
+              <w:t xml:space="preserve">Controlador Curricular Directivo</w:t>
+            </w:r>
+          </w:p>
+        </w:tc>
+        <w:tc>
+          <w:tcPr/>
+          <w:p>
+            <w:pPr>
+              <w:pStyle w:val="Compact"/>
+            </w:pPr>
+            <w:hyperlink r:id="rId13">
+              <w:r>
+                <w:rPr>
+                  <w:rStyle w:val="Hyperlink"/>
+                </w:rPr>
+                <w:t xml:space="preserve">curriculumController.ts</w:t>
+              </w:r>
+            </w:hyperlink>
+          </w:p>
+        </w:tc>
+        <w:tc>
+          <w:tcPr/>
+          <w:p>
+            <w:pPr>
+              <w:pStyle w:val="Compact"/>
+            </w:pPr>
+            <w:r>
+              <w:rPr>
+                <w:rStyle w:val="VerbatimChar"/>
+              </w:rPr>
+              <w:t xml:space="preserve">upsertCompetencyByAdmin</w:t>
+            </w:r>
+            <w:r>
+              <w:t xml:space="preserve">,</w:t>
+            </w:r>
+            <w:r>
+              <w:t xml:space="preserve"> </w:t>
+            </w:r>
+            <w:r>
+              <w:rPr>
+                <w:rStyle w:val="VerbatimChar"/>
+              </w:rPr>
+              <w:t xml:space="preserve">checkCompetenciaUsage</w:t>
+            </w:r>
+            <w:r>
+              <w:t xml:space="preserve">,</w:t>
+            </w:r>
+            <w:r>
+              <w:t xml:space="preserve"> </w:t>
+            </w:r>
+            <w:r>
+              <w:rPr>
+                <w:rStyle w:val="VerbatimChar"/>
+              </w:rPr>
+              <w:t xml:space="preserve">deleteCompetencyByAdmin</w:t>
+            </w:r>
+            <w:r>
+              <w:t xml:space="preserve">,</w:t>
+            </w:r>
+            <w:r>
+              <w:t xml:space="preserve"> </w:t>
+            </w:r>
+            <w:r>
+              <w:rPr>
+                <w:rStyle w:val="VerbatimChar"/>
+              </w:rPr>
+              <w:t xml:space="preserve">createEvidencia</w:t>
+            </w:r>
+            <w:r>
+              <w:t xml:space="preserve">,</w:t>
+            </w:r>
+            <w:r>
+              <w:t xml:space="preserve"> </w:t>
+            </w:r>
+            <w:r>
+              <w:rPr>
+                <w:rStyle w:val="VerbatimChar"/>
+              </w:rPr>
+              <w:t xml:space="preserve">updateEvidencia</w:t>
+            </w:r>
+            <w:r>
+              <w:t xml:space="preserve">,</w:t>
+            </w:r>
+            <w:r>
+              <w:t xml:space="preserve"> </w:t>
+            </w:r>
+            <w:r>
+              <w:rPr>
+                <w:rStyle w:val="VerbatimChar"/>
+              </w:rPr>
+              <w:t xml:space="preserve">deleteEvidencia</w:t>
+            </w:r>
+            <w:r>
+              <w:t xml:space="preserve">.</w:t>
             </w:r>
           </w:p>
         </w:tc>
@@ -1587,31 +2023,67 @@
             </w:pPr>
             <w:r>
               <w:rPr>
-                <w:rStyle w:val="VerbatimChar"/>
-              </w:rPr>
-              <w:t xml:space="preserve">id_anio</w:t>
-            </w:r>
-          </w:p>
-        </w:tc>
-        <w:tc>
-          <w:tcPr/>
-          <w:p>
-            <w:pPr>
-              <w:pStyle w:val="Compact"/>
-            </w:pPr>
-            <w:r>
-              <w:t xml:space="preserve">INT FK</w:t>
-            </w:r>
-          </w:p>
-        </w:tc>
-        <w:tc>
-          <w:tcPr/>
-          <w:p>
-            <w:pPr>
-              <w:pStyle w:val="Compact"/>
-            </w:pPr>
-            <w:r>
-              <w:t xml:space="preserve">Año lectivo.</w:t>
+                <w:b/>
+                <w:bCs/>
+              </w:rPr>
+              <w:t xml:space="preserve">Controlador de Calificaciones Docente</w:t>
+            </w:r>
+          </w:p>
+        </w:tc>
+        <w:tc>
+          <w:tcPr/>
+          <w:p>
+            <w:pPr>
+              <w:pStyle w:val="Compact"/>
+            </w:pPr>
+            <w:hyperlink r:id="rId14">
+              <w:r>
+                <w:rPr>
+                  <w:rStyle w:val="Hyperlink"/>
+                </w:rPr>
+                <w:t xml:space="preserve">gradingController.ts</w:t>
+              </w:r>
+            </w:hyperlink>
+          </w:p>
+        </w:tc>
+        <w:tc>
+          <w:tcPr/>
+          <w:p>
+            <w:pPr>
+              <w:pStyle w:val="Compact"/>
+            </w:pPr>
+            <w:r>
+              <w:rPr>
+                <w:rStyle w:val="VerbatimChar"/>
+              </w:rPr>
+              <w:t xml:space="preserve">updateCompetency</w:t>
+            </w:r>
+            <w:r>
+              <w:t xml:space="preserve">,</w:t>
+            </w:r>
+            <w:r>
+              <w:t xml:space="preserve"> </w:t>
+            </w:r>
+            <w:r>
+              <w:rPr>
+                <w:rStyle w:val="VerbatimChar"/>
+              </w:rPr>
+              <w:t xml:space="preserve">getCompetenciaEvidenciasDba</w:t>
+            </w:r>
+            <w:r>
+              <w:t xml:space="preserve">,</w:t>
+            </w:r>
+            <w:r>
+              <w:t xml:space="preserve"> </w:t>
+            </w:r>
+            <w:r>
+              <w:rPr>
+                <w:rStyle w:val="VerbatimChar"/>
+              </w:rPr>
+              <w:t xml:space="preserve">getCourseEvidenciasDba</w:t>
+            </w:r>
+            <w:r>
+              <w:t xml:space="preserve">.</w:t>
             </w:r>
           </w:p>
         </w:tc>
@@ -1625,31 +2097,79 @@
             </w:pPr>
             <w:r>
               <w:rPr>
-                <w:rStyle w:val="VerbatimChar"/>
-              </w:rPr>
-              <w:t xml:space="preserve">id_grupo</w:t>
-            </w:r>
-          </w:p>
-        </w:tc>
-        <w:tc>
-          <w:tcPr/>
-          <w:p>
-            <w:pPr>
-              <w:pStyle w:val="Compact"/>
-            </w:pPr>
-            <w:r>
-              <w:t xml:space="preserve">INT FK</w:t>
-            </w:r>
-          </w:p>
-        </w:tc>
-        <w:tc>
-          <w:tcPr/>
-          <w:p>
-            <w:pPr>
-              <w:pStyle w:val="Compact"/>
-            </w:pPr>
-            <w:r>
-              <w:t xml:space="preserve">Grupo escolar específico (ej. Primero A).</w:t>
+                <w:b/>
+                <w:bCs/>
+              </w:rPr>
+              <w:t xml:space="preserve">Motor de Sincronización y Migración</w:t>
+            </w:r>
+          </w:p>
+        </w:tc>
+        <w:tc>
+          <w:tcPr/>
+          <w:p>
+            <w:pPr>
+              <w:pStyle w:val="Compact"/>
+            </w:pPr>
+            <w:hyperlink r:id="rId15">
+              <w:r>
+                <w:rPr>
+                  <w:rStyle w:val="Hyperlink"/>
+                </w:rPr>
+                <w:t xml:space="preserve">competencyMigration.ts</w:t>
+              </w:r>
+            </w:hyperlink>
+          </w:p>
+        </w:tc>
+        <w:tc>
+          <w:tcPr/>
+          <w:p>
+            <w:pPr>
+              <w:pStyle w:val="Compact"/>
+            </w:pPr>
+            <w:r>
+              <w:rPr>
+                <w:rStyle w:val="VerbatimChar"/>
+              </w:rPr>
+              <w:t xml:space="preserve">syncCompetencyAcrossGrade</w:t>
+            </w:r>
+            <w:r>
+              <w:t xml:space="preserve">,</w:t>
+            </w:r>
+            <w:r>
+              <w:t xml:space="preserve"> </w:t>
+            </w:r>
+            <w:r>
+              <w:rPr>
+                <w:rStyle w:val="VerbatimChar"/>
+              </w:rPr>
+              <w:t xml:space="preserve">ensureDefaultEvidencias</w:t>
+            </w:r>
+            <w:r>
+              <w:t xml:space="preserve">,</w:t>
+            </w:r>
+            <w:r>
+              <w:t xml:space="preserve"> </w:t>
+            </w:r>
+            <w:r>
+              <w:rPr>
+                <w:rStyle w:val="VerbatimChar"/>
+              </w:rPr>
+              <w:t xml:space="preserve">harmonizeCompetenciesForSchoolYear</w:t>
+            </w:r>
+            <w:r>
+              <w:t xml:space="preserve">,</w:t>
+            </w:r>
+            <w:r>
+              <w:t xml:space="preserve"> </w:t>
+            </w:r>
+            <w:r>
+              <w:rPr>
+                <w:rStyle w:val="VerbatimChar"/>
+              </w:rPr>
+              <w:t xml:space="preserve">getGradePeerGroups</w:t>
+            </w:r>
+            <w:r>
+              <w:t xml:space="preserve">.</w:t>
             </w:r>
           </w:p>
         </w:tc>
@@ -1663,243 +2183,64 @@
             </w:pPr>
             <w:r>
               <w:rPr>
-                <w:rStyle w:val="VerbatimChar"/>
-              </w:rPr>
-              <w:t xml:space="preserve">id_materia</w:t>
-            </w:r>
-          </w:p>
-        </w:tc>
-        <w:tc>
-          <w:tcPr/>
-          <w:p>
-            <w:pPr>
-              <w:pStyle w:val="Compact"/>
-            </w:pPr>
-            <w:r>
-              <w:t xml:space="preserve">INT FK</w:t>
-            </w:r>
-          </w:p>
-        </w:tc>
-        <w:tc>
-          <w:tcPr/>
-          <w:p>
-            <w:pPr>
-              <w:pStyle w:val="Compact"/>
-            </w:pPr>
-            <w:r>
-              <w:t xml:space="preserve">Materia a la que pertenece.</w:t>
-            </w:r>
-          </w:p>
-        </w:tc>
-      </w:tr>
-      <w:tr>
-        <w:tc>
-          <w:tcPr/>
-          <w:p>
-            <w:pPr>
-              <w:pStyle w:val="Compact"/>
-            </w:pPr>
-            <w:r>
-              <w:rPr>
-                <w:rStyle w:val="VerbatimChar"/>
-              </w:rPr>
-              <w:t xml:space="preserve">id_periodo</w:t>
-            </w:r>
-          </w:p>
-        </w:tc>
-        <w:tc>
-          <w:tcPr/>
-          <w:p>
-            <w:pPr>
-              <w:pStyle w:val="Compact"/>
-            </w:pPr>
-            <w:r>
-              <w:t xml:space="preserve">INT FK</w:t>
-            </w:r>
-          </w:p>
-        </w:tc>
-        <w:tc>
-          <w:tcPr/>
-          <w:p>
-            <w:pPr>
-              <w:pStyle w:val="Compact"/>
-            </w:pPr>
-            <w:r>
-              <w:t xml:space="preserve">Periodo académico asociado.</w:t>
-            </w:r>
-          </w:p>
-        </w:tc>
-      </w:tr>
-      <w:tr>
-        <w:tc>
-          <w:tcPr/>
-          <w:p>
-            <w:pPr>
-              <w:pStyle w:val="Compact"/>
-            </w:pPr>
-            <w:r>
-              <w:rPr>
-                <w:rStyle w:val="VerbatimChar"/>
-              </w:rPr>
-              <w:t xml:space="preserve">descripcion</w:t>
-            </w:r>
-          </w:p>
-        </w:tc>
-        <w:tc>
-          <w:tcPr/>
-          <w:p>
-            <w:pPr>
-              <w:pStyle w:val="Compact"/>
-            </w:pPr>
-            <w:r>
-              <w:t xml:space="preserve">TEXT</w:t>
-            </w:r>
-          </w:p>
-        </w:tc>
-        <w:tc>
-          <w:tcPr/>
-          <w:p>
-            <w:pPr>
-              <w:pStyle w:val="Compact"/>
-            </w:pPr>
-            <w:r>
-              <w:t xml:space="preserve">Enunciado descriptivo de la competencia.</w:t>
-            </w:r>
-          </w:p>
-        </w:tc>
-      </w:tr>
-      <w:tr>
-        <w:tc>
-          <w:tcPr/>
-          <w:p>
-            <w:pPr>
-              <w:pStyle w:val="Compact"/>
-            </w:pPr>
-            <w:r>
-              <w:rPr>
-                <w:rStyle w:val="VerbatimChar"/>
-              </w:rPr>
-              <w:t xml:space="preserve">id_colegio</w:t>
-            </w:r>
-          </w:p>
-        </w:tc>
-        <w:tc>
-          <w:tcPr/>
-          <w:p>
-            <w:pPr>
-              <w:pStyle w:val="Compact"/>
-            </w:pPr>
-            <w:r>
-              <w:t xml:space="preserve">INT FK</w:t>
-            </w:r>
-          </w:p>
-        </w:tc>
-        <w:tc>
-          <w:tcPr/>
-          <w:p>
-            <w:pPr>
-              <w:pStyle w:val="Compact"/>
-            </w:pPr>
-            <w:r>
-              <w:t xml:space="preserve">Colegio propietario.</w:t>
-            </w:r>
-          </w:p>
-        </w:tc>
-      </w:tr>
-      <w:tr>
-        <w:tc>
-          <w:tcPr/>
-          <w:p>
-            <w:pPr>
-              <w:pStyle w:val="Compact"/>
-            </w:pPr>
-            <w:r>
-              <w:rPr>
-                <w:rStyle w:val="VerbatimChar"/>
-              </w:rPr>
-              <w:t xml:space="preserve">sync_uuid</w:t>
-            </w:r>
-          </w:p>
-        </w:tc>
-        <w:tc>
-          <w:tcPr/>
-          <w:p>
-            <w:pPr>
-              <w:pStyle w:val="Compact"/>
-            </w:pPr>
-            <w:r>
-              <w:t xml:space="preserve">UUID</w:t>
-            </w:r>
-          </w:p>
-        </w:tc>
-        <w:tc>
-          <w:tcPr/>
-          <w:p>
-            <w:pPr>
-              <w:pStyle w:val="Compact"/>
-            </w:pPr>
-            <w:r>
-              <w:t xml:space="preserve">Identificador de sincronización para cursos paralelos.</w:t>
-            </w:r>
-          </w:p>
-        </w:tc>
-      </w:tr>
-      <w:tr>
-        <w:tc>
-          <w:tcPr/>
-          <w:p>
-            <w:pPr>
-              <w:pStyle w:val="Compact"/>
-            </w:pPr>
-            <w:r>
-              <w:rPr>
-                <w:rStyle w:val="VerbatimChar"/>
-              </w:rPr>
-              <w:t xml:space="preserve">id_dimension</w:t>
-            </w:r>
-          </w:p>
-        </w:tc>
-        <w:tc>
-          <w:tcPr/>
-          <w:p>
-            <w:pPr>
-              <w:pStyle w:val="Compact"/>
-            </w:pPr>
-            <w:r>
-              <w:t xml:space="preserve">INT FK</w:t>
-            </w:r>
-          </w:p>
-        </w:tc>
-        <w:tc>
-          <w:tcPr/>
-          <w:p>
-            <w:pPr>
-              <w:pStyle w:val="Compact"/>
-            </w:pPr>
-            <w:r>
-              <w:t xml:space="preserve">Referencia opcional para dimensiones preescolares.</w:t>
+                <w:b/>
+                <w:bCs/>
+              </w:rPr>
+              <w:t xml:space="preserve">Rutas de Administración y Docente</w:t>
+            </w:r>
+          </w:p>
+        </w:tc>
+        <w:tc>
+          <w:tcPr/>
+          <w:p>
+            <w:pPr>
+              <w:pStyle w:val="Compact"/>
+            </w:pPr>
+            <w:hyperlink r:id="rId16">
+              <w:r>
+                <w:rPr>
+                  <w:rStyle w:val="Hyperlink"/>
+                </w:rPr>
+                <w:t xml:space="preserve">academicAdmin.routes.ts</w:t>
+              </w:r>
+            </w:hyperlink>
+            <w:r>
+              <w:t xml:space="preserve">,</w:t>
+            </w:r>
+            <w:r>
+              <w:t xml:space="preserve"> </w:t>
+            </w:r>
+            <w:hyperlink r:id="rId17">
+              <w:r>
+                <w:rPr>
+                  <w:rStyle w:val="Hyperlink"/>
+                </w:rPr>
+                <w:t xml:space="preserve">teacher.routes.ts</w:t>
+              </w:r>
+            </w:hyperlink>
+          </w:p>
+        </w:tc>
+        <w:tc>
+          <w:tcPr/>
+          <w:p>
+            <w:pPr>
+              <w:pStyle w:val="Compact"/>
+            </w:pPr>
+            <w:r>
+              <w:t xml:space="preserve">Definición de endpoints con middlewares de rol directivo y docente.</w:t>
             </w:r>
           </w:p>
         </w:tc>
       </w:tr>
     </w:tbl>
-    <w:bookmarkEnd w:id="22"/>
-    <w:bookmarkStart w:id="23" w:name="tabla-evidencia_aprendizaje"/>
+    <w:bookmarkEnd w:id="18"/>
+    <w:bookmarkStart w:id="21" w:name="frontend"/>
     <w:p>
       <w:pPr>
         <w:pStyle w:val="Heading3"/>
       </w:pPr>
       <w:r>
-        <w:t xml:space="preserve">Tabla:</w:t>
-      </w:r>
-      <w:r>
-        <w:t xml:space="preserve"> </w:t>
-      </w:r>
-      <w:r>
-        <w:rPr>
-          <w:rStyle w:val="VerbatimChar"/>
-        </w:rPr>
-        <w:t xml:space="preserve">evidencia_aprendizaje</w:t>
+        <w:t xml:space="preserve">Frontend</w:t>
       </w:r>
     </w:p>
     <w:tbl>
@@ -1925,29 +2266,29 @@
               <w:pStyle w:val="Compact"/>
             </w:pPr>
             <w:r>
-              <w:t xml:space="preserve">Columna</w:t>
-            </w:r>
-          </w:p>
-        </w:tc>
-        <w:tc>
-          <w:tcPr/>
-          <w:p>
-            <w:pPr>
-              <w:pStyle w:val="Compact"/>
-            </w:pPr>
-            <w:r>
-              <w:t xml:space="preserve">Tipo</w:t>
-            </w:r>
-          </w:p>
-        </w:tc>
-        <w:tc>
-          <w:tcPr/>
-          <w:p>
-            <w:pPr>
-              <w:pStyle w:val="Compact"/>
-            </w:pPr>
-            <w:r>
-              <w:t xml:space="preserve">Descripción</w:t>
+              <w:t xml:space="preserve">Componente</w:t>
+            </w:r>
+          </w:p>
+        </w:tc>
+        <w:tc>
+          <w:tcPr/>
+          <w:p>
+            <w:pPr>
+              <w:pStyle w:val="Compact"/>
+            </w:pPr>
+            <w:r>
+              <w:t xml:space="preserve">Archivo Fuente</w:t>
+            </w:r>
+          </w:p>
+        </w:tc>
+        <w:tc>
+          <w:tcPr/>
+          <w:p>
+            <w:pPr>
+              <w:pStyle w:val="Compact"/>
+            </w:pPr>
+            <w:r>
+              <w:t xml:space="preserve">Funcionalidad Principal</w:t>
             </w:r>
           </w:p>
         </w:tc>
@@ -1961,31 +2302,37 @@
             </w:pPr>
             <w:r>
               <w:rPr>
-                <w:rStyle w:val="VerbatimChar"/>
-              </w:rPr>
-              <w:t xml:space="preserve">id_evidencia</w:t>
-            </w:r>
-          </w:p>
-        </w:tc>
-        <w:tc>
-          <w:tcPr/>
-          <w:p>
-            <w:pPr>
-              <w:pStyle w:val="Compact"/>
-            </w:pPr>
-            <w:r>
-              <w:t xml:space="preserve">SERIAL PK</w:t>
-            </w:r>
-          </w:p>
-        </w:tc>
-        <w:tc>
-          <w:tcPr/>
-          <w:p>
-            <w:pPr>
-              <w:pStyle w:val="Compact"/>
-            </w:pPr>
-            <w:r>
-              <w:t xml:space="preserve">Identificador único de la evidencia de aprendizaje.</w:t>
+                <w:b/>
+                <w:bCs/>
+              </w:rPr>
+              <w:t xml:space="preserve">Gestión Curricular de Competencias</w:t>
+            </w:r>
+          </w:p>
+        </w:tc>
+        <w:tc>
+          <w:tcPr/>
+          <w:p>
+            <w:pPr>
+              <w:pStyle w:val="Compact"/>
+            </w:pPr>
+            <w:hyperlink r:id="rId19">
+              <w:r>
+                <w:rPr>
+                  <w:rStyle w:val="Hyperlink"/>
+                </w:rPr>
+                <w:t xml:space="preserve">AcademicCompetenciesView.vue</w:t>
+              </w:r>
+            </w:hyperlink>
+          </w:p>
+        </w:tc>
+        <w:tc>
+          <w:tcPr/>
+          <w:p>
+            <w:pPr>
+              <w:pStyle w:val="Compact"/>
+            </w:pPr>
+            <w:r>
+              <w:t xml:space="preserve">Interfaz directiva para configurar competencias, seleccionar evidencias DBA, auditar uso y gestionar evidencias personalizadas.</w:t>
             </w:r>
           </w:p>
         </w:tc>
@@ -1999,183 +2346,37 @@
             </w:pPr>
             <w:r>
               <w:rPr>
-                <w:rStyle w:val="VerbatimChar"/>
-              </w:rPr>
-              <w:t xml:space="preserve">id_competencia</w:t>
-            </w:r>
-          </w:p>
-        </w:tc>
-        <w:tc>
-          <w:tcPr/>
-          <w:p>
-            <w:pPr>
-              <w:pStyle w:val="Compact"/>
-            </w:pPr>
-            <w:r>
-              <w:t xml:space="preserve">INT FK</w:t>
-            </w:r>
-          </w:p>
-        </w:tc>
-        <w:tc>
-          <w:tcPr/>
-          <w:p>
-            <w:pPr>
-              <w:pStyle w:val="Compact"/>
-            </w:pPr>
-            <w:r>
-              <w:t xml:space="preserve">Competencia asociada.</w:t>
-            </w:r>
-          </w:p>
-        </w:tc>
-      </w:tr>
-      <w:tr>
-        <w:tc>
-          <w:tcPr/>
-          <w:p>
-            <w:pPr>
-              <w:pStyle w:val="Compact"/>
-            </w:pPr>
-            <w:r>
-              <w:rPr>
-                <w:rStyle w:val="VerbatimChar"/>
-              </w:rPr>
-              <w:t xml:space="preserve">descripcion</w:t>
-            </w:r>
-          </w:p>
-        </w:tc>
-        <w:tc>
-          <w:tcPr/>
-          <w:p>
-            <w:pPr>
-              <w:pStyle w:val="Compact"/>
-            </w:pPr>
-            <w:r>
-              <w:t xml:space="preserve">TEXT</w:t>
-            </w:r>
-          </w:p>
-        </w:tc>
-        <w:tc>
-          <w:tcPr/>
-          <w:p>
-            <w:pPr>
-              <w:pStyle w:val="Compact"/>
-            </w:pPr>
-            <w:r>
-              <w:t xml:space="preserve">Descripción de la evidencia.</w:t>
-            </w:r>
-          </w:p>
-        </w:tc>
-      </w:tr>
-      <w:tr>
-        <w:tc>
-          <w:tcPr/>
-          <w:p>
-            <w:pPr>
-              <w:pStyle w:val="Compact"/>
-            </w:pPr>
-            <w:r>
-              <w:rPr>
-                <w:rStyle w:val="VerbatimChar"/>
-              </w:rPr>
-              <w:t xml:space="preserve">orden</w:t>
-            </w:r>
-          </w:p>
-        </w:tc>
-        <w:tc>
-          <w:tcPr/>
-          <w:p>
-            <w:pPr>
-              <w:pStyle w:val="Compact"/>
-            </w:pPr>
-            <w:r>
-              <w:t xml:space="preserve">INT</w:t>
-            </w:r>
-          </w:p>
-        </w:tc>
-        <w:tc>
-          <w:tcPr/>
-          <w:p>
-            <w:pPr>
-              <w:pStyle w:val="Compact"/>
-            </w:pPr>
-            <w:r>
-              <w:t xml:space="preserve">Orden de despliegue en reportes y listas.</w:t>
-            </w:r>
-          </w:p>
-        </w:tc>
-      </w:tr>
-      <w:tr>
-        <w:tc>
-          <w:tcPr/>
-          <w:p>
-            <w:pPr>
-              <w:pStyle w:val="Compact"/>
-            </w:pPr>
-            <w:r>
-              <w:rPr>
-                <w:rStyle w:val="VerbatimChar"/>
-              </w:rPr>
-              <w:t xml:space="preserve">id_colegio</w:t>
-            </w:r>
-          </w:p>
-        </w:tc>
-        <w:tc>
-          <w:tcPr/>
-          <w:p>
-            <w:pPr>
-              <w:pStyle w:val="Compact"/>
-            </w:pPr>
-            <w:r>
-              <w:t xml:space="preserve">INT FK</w:t>
-            </w:r>
-          </w:p>
-        </w:tc>
-        <w:tc>
-          <w:tcPr/>
-          <w:p>
-            <w:pPr>
-              <w:pStyle w:val="Compact"/>
-            </w:pPr>
-            <w:r>
-              <w:t xml:space="preserve">Colegio propietario.</w:t>
-            </w:r>
-          </w:p>
-        </w:tc>
-      </w:tr>
-      <w:tr>
-        <w:tc>
-          <w:tcPr/>
-          <w:p>
-            <w:pPr>
-              <w:pStyle w:val="Compact"/>
-            </w:pPr>
-            <w:r>
-              <w:rPr>
-                <w:rStyle w:val="VerbatimChar"/>
-              </w:rPr>
-              <w:t xml:space="preserve">id_evidencia_dba</w:t>
-            </w:r>
-          </w:p>
-        </w:tc>
-        <w:tc>
-          <w:tcPr/>
-          <w:p>
-            <w:pPr>
-              <w:pStyle w:val="Compact"/>
-            </w:pPr>
-            <w:r>
-              <w:t xml:space="preserve">INT FK</w:t>
-            </w:r>
-          </w:p>
-        </w:tc>
-        <w:tc>
-          <w:tcPr/>
-          <w:p>
-            <w:pPr>
-              <w:pStyle w:val="Compact"/>
-            </w:pPr>
-            <w:r>
-              <w:t xml:space="preserve">Referencia opcional a la evidencia oficial del catálogo DBA.</w:t>
+                <w:b/>
+                <w:bCs/>
+              </w:rPr>
+              <w:t xml:space="preserve">Planilla Docente de Calificaciones</w:t>
+            </w:r>
+          </w:p>
+        </w:tc>
+        <w:tc>
+          <w:tcPr/>
+          <w:p>
+            <w:pPr>
+              <w:pStyle w:val="Compact"/>
+            </w:pPr>
+            <w:hyperlink r:id="rId20">
+              <w:r>
+                <w:rPr>
+                  <w:rStyle w:val="Hyperlink"/>
+                </w:rPr>
+                <w:t xml:space="preserve">TeacherGrades.vue</w:t>
+              </w:r>
+            </w:hyperlink>
+          </w:p>
+        </w:tc>
+        <w:tc>
+          <w:tcPr/>
+          <w:p>
+            <w:pPr>
+              <w:pStyle w:val="Compact"/>
+            </w:pPr>
+            <w:r>
+              <w:t xml:space="preserve">Vista de aula donde el docente consulta las competencias y edita descripciones si la materia está abierta.</w:t>
             </w:r>
           </w:p>
         </w:tc>
@@ -2188,9 +2389,740 @@
         </w:pict>
       </w:r>
     </w:p>
+    <w:bookmarkEnd w:id="21"/>
+    <w:bookmarkEnd w:id="22"/>
+    <w:bookmarkStart w:id="25" w:name="modelo-de-datos"/>
+    <w:p>
+      <w:pPr>
+        <w:pStyle w:val="Heading2"/>
+      </w:pPr>
+      <w:r>
+        <w:t xml:space="preserve">6. Modelo de Datos</w:t>
+      </w:r>
+    </w:p>
+    <w:bookmarkStart w:id="23" w:name="tabla-competencias"/>
+    <w:p>
+      <w:pPr>
+        <w:pStyle w:val="Heading3"/>
+      </w:pPr>
+      <w:r>
+        <w:t xml:space="preserve">Tabla:</w:t>
+      </w:r>
+      <w:r>
+        <w:t xml:space="preserve"> </w:t>
+      </w:r>
+      <w:r>
+        <w:rPr>
+          <w:rStyle w:val="VerbatimChar"/>
+        </w:rPr>
+        <w:t xml:space="preserve">competencias</w:t>
+      </w:r>
+    </w:p>
+    <w:tbl>
+      <w:tblPr>
+        <w:tblStyle w:val="Table"/>
+        <w:tblW w:type="pct" w:w="5000"/>
+        <w:tblLayout w:type="fixed"/>
+        <w:tblLook w:firstRow="1" w:lastRow="0" w:firstColumn="0" w:lastColumn="0" w:noHBand="0" w:noVBand="0" w:val="0020"/>
+      </w:tblPr>
+      <w:tblGrid>
+        <w:gridCol w:w="2640"/>
+        <w:gridCol w:w="2640"/>
+        <w:gridCol w:w="2640"/>
+      </w:tblGrid>
+      <w:tr>
+        <w:trPr>
+          <w:tblHeader w:val="on"/>
+        </w:trPr>
+        <w:tc>
+          <w:tcPr/>
+          <w:p>
+            <w:pPr>
+              <w:pStyle w:val="Compact"/>
+            </w:pPr>
+            <w:r>
+              <w:t xml:space="preserve">Columna</w:t>
+            </w:r>
+          </w:p>
+        </w:tc>
+        <w:tc>
+          <w:tcPr/>
+          <w:p>
+            <w:pPr>
+              <w:pStyle w:val="Compact"/>
+            </w:pPr>
+            <w:r>
+              <w:t xml:space="preserve">Tipo</w:t>
+            </w:r>
+          </w:p>
+        </w:tc>
+        <w:tc>
+          <w:tcPr/>
+          <w:p>
+            <w:pPr>
+              <w:pStyle w:val="Compact"/>
+            </w:pPr>
+            <w:r>
+              <w:t xml:space="preserve">Descripción</w:t>
+            </w:r>
+          </w:p>
+        </w:tc>
+      </w:tr>
+      <w:tr>
+        <w:tc>
+          <w:tcPr/>
+          <w:p>
+            <w:pPr>
+              <w:pStyle w:val="Compact"/>
+            </w:pPr>
+            <w:r>
+              <w:rPr>
+                <w:rStyle w:val="VerbatimChar"/>
+              </w:rPr>
+              <w:t xml:space="preserve">id_competencia</w:t>
+            </w:r>
+          </w:p>
+        </w:tc>
+        <w:tc>
+          <w:tcPr/>
+          <w:p>
+            <w:pPr>
+              <w:pStyle w:val="Compact"/>
+            </w:pPr>
+            <w:r>
+              <w:t xml:space="preserve">SERIAL PK</w:t>
+            </w:r>
+          </w:p>
+        </w:tc>
+        <w:tc>
+          <w:tcPr/>
+          <w:p>
+            <w:pPr>
+              <w:pStyle w:val="Compact"/>
+            </w:pPr>
+            <w:r>
+              <w:t xml:space="preserve">Identificador único de la competencia.</w:t>
+            </w:r>
+          </w:p>
+        </w:tc>
+      </w:tr>
+      <w:tr>
+        <w:tc>
+          <w:tcPr/>
+          <w:p>
+            <w:pPr>
+              <w:pStyle w:val="Compact"/>
+            </w:pPr>
+            <w:r>
+              <w:rPr>
+                <w:rStyle w:val="VerbatimChar"/>
+              </w:rPr>
+              <w:t xml:space="preserve">id_anio</w:t>
+            </w:r>
+          </w:p>
+        </w:tc>
+        <w:tc>
+          <w:tcPr/>
+          <w:p>
+            <w:pPr>
+              <w:pStyle w:val="Compact"/>
+            </w:pPr>
+            <w:r>
+              <w:t xml:space="preserve">INT FK</w:t>
+            </w:r>
+          </w:p>
+        </w:tc>
+        <w:tc>
+          <w:tcPr/>
+          <w:p>
+            <w:pPr>
+              <w:pStyle w:val="Compact"/>
+            </w:pPr>
+            <w:r>
+              <w:t xml:space="preserve">Año lectivo en que aplica.</w:t>
+            </w:r>
+          </w:p>
+        </w:tc>
+      </w:tr>
+      <w:tr>
+        <w:tc>
+          <w:tcPr/>
+          <w:p>
+            <w:pPr>
+              <w:pStyle w:val="Compact"/>
+            </w:pPr>
+            <w:r>
+              <w:rPr>
+                <w:rStyle w:val="VerbatimChar"/>
+              </w:rPr>
+              <w:t xml:space="preserve">id_grupo</w:t>
+            </w:r>
+          </w:p>
+        </w:tc>
+        <w:tc>
+          <w:tcPr/>
+          <w:p>
+            <w:pPr>
+              <w:pStyle w:val="Compact"/>
+            </w:pPr>
+            <w:r>
+              <w:t xml:space="preserve">INT FK</w:t>
+            </w:r>
+          </w:p>
+        </w:tc>
+        <w:tc>
+          <w:tcPr/>
+          <w:p>
+            <w:pPr>
+              <w:pStyle w:val="Compact"/>
+            </w:pPr>
+            <w:r>
+              <w:t xml:space="preserve">Curso físico al que pertenece.</w:t>
+            </w:r>
+          </w:p>
+        </w:tc>
+      </w:tr>
+      <w:tr>
+        <w:tc>
+          <w:tcPr/>
+          <w:p>
+            <w:pPr>
+              <w:pStyle w:val="Compact"/>
+            </w:pPr>
+            <w:r>
+              <w:rPr>
+                <w:rStyle w:val="VerbatimChar"/>
+              </w:rPr>
+              <w:t xml:space="preserve">id_materia</w:t>
+            </w:r>
+          </w:p>
+        </w:tc>
+        <w:tc>
+          <w:tcPr/>
+          <w:p>
+            <w:pPr>
+              <w:pStyle w:val="Compact"/>
+            </w:pPr>
+            <w:r>
+              <w:t xml:space="preserve">INT FK</w:t>
+            </w:r>
+          </w:p>
+        </w:tc>
+        <w:tc>
+          <w:tcPr/>
+          <w:p>
+            <w:pPr>
+              <w:pStyle w:val="Compact"/>
+            </w:pPr>
+            <w:r>
+              <w:t xml:space="preserve">Materia asociada.</w:t>
+            </w:r>
+          </w:p>
+        </w:tc>
+      </w:tr>
+      <w:tr>
+        <w:tc>
+          <w:tcPr/>
+          <w:p>
+            <w:pPr>
+              <w:pStyle w:val="Compact"/>
+            </w:pPr>
+            <w:r>
+              <w:rPr>
+                <w:rStyle w:val="VerbatimChar"/>
+              </w:rPr>
+              <w:t xml:space="preserve">id_periodo</w:t>
+            </w:r>
+          </w:p>
+        </w:tc>
+        <w:tc>
+          <w:tcPr/>
+          <w:p>
+            <w:pPr>
+              <w:pStyle w:val="Compact"/>
+            </w:pPr>
+            <w:r>
+              <w:t xml:space="preserve">INT FK</w:t>
+            </w:r>
+          </w:p>
+        </w:tc>
+        <w:tc>
+          <w:tcPr/>
+          <w:p>
+            <w:pPr>
+              <w:pStyle w:val="Compact"/>
+            </w:pPr>
+            <w:r>
+              <w:t xml:space="preserve">Periodo académico correspondiente.</w:t>
+            </w:r>
+          </w:p>
+        </w:tc>
+      </w:tr>
+      <w:tr>
+        <w:tc>
+          <w:tcPr/>
+          <w:p>
+            <w:pPr>
+              <w:pStyle w:val="Compact"/>
+            </w:pPr>
+            <w:r>
+              <w:rPr>
+                <w:rStyle w:val="VerbatimChar"/>
+              </w:rPr>
+              <w:t xml:space="preserve">descripcion</w:t>
+            </w:r>
+          </w:p>
+        </w:tc>
+        <w:tc>
+          <w:tcPr/>
+          <w:p>
+            <w:pPr>
+              <w:pStyle w:val="Compact"/>
+            </w:pPr>
+            <w:r>
+              <w:t xml:space="preserve">TEXT</w:t>
+            </w:r>
+          </w:p>
+        </w:tc>
+        <w:tc>
+          <w:tcPr/>
+          <w:p>
+            <w:pPr>
+              <w:pStyle w:val="Compact"/>
+            </w:pPr>
+            <w:r>
+              <w:t xml:space="preserve">Enunciado pedagógico de la competencia.</w:t>
+            </w:r>
+          </w:p>
+        </w:tc>
+      </w:tr>
+      <w:tr>
+        <w:tc>
+          <w:tcPr/>
+          <w:p>
+            <w:pPr>
+              <w:pStyle w:val="Compact"/>
+            </w:pPr>
+            <w:r>
+              <w:rPr>
+                <w:rStyle w:val="VerbatimChar"/>
+              </w:rPr>
+              <w:t xml:space="preserve">id_colegio</w:t>
+            </w:r>
+          </w:p>
+        </w:tc>
+        <w:tc>
+          <w:tcPr/>
+          <w:p>
+            <w:pPr>
+              <w:pStyle w:val="Compact"/>
+            </w:pPr>
+            <w:r>
+              <w:t xml:space="preserve">INT FK</w:t>
+            </w:r>
+          </w:p>
+        </w:tc>
+        <w:tc>
+          <w:tcPr/>
+          <w:p>
+            <w:pPr>
+              <w:pStyle w:val="Compact"/>
+            </w:pPr>
+            <w:r>
+              <w:t xml:space="preserve">Colegio propietario.</w:t>
+            </w:r>
+          </w:p>
+        </w:tc>
+      </w:tr>
+      <w:tr>
+        <w:tc>
+          <w:tcPr/>
+          <w:p>
+            <w:pPr>
+              <w:pStyle w:val="Compact"/>
+            </w:pPr>
+            <w:r>
+              <w:rPr>
+                <w:rStyle w:val="VerbatimChar"/>
+              </w:rPr>
+              <w:t xml:space="preserve">sync_uuid</w:t>
+            </w:r>
+          </w:p>
+        </w:tc>
+        <w:tc>
+          <w:tcPr/>
+          <w:p>
+            <w:pPr>
+              <w:pStyle w:val="Compact"/>
+            </w:pPr>
+            <w:r>
+              <w:t xml:space="preserve">UUID</w:t>
+            </w:r>
+          </w:p>
+        </w:tc>
+        <w:tc>
+          <w:tcPr/>
+          <w:p>
+            <w:pPr>
+              <w:pStyle w:val="Compact"/>
+            </w:pPr>
+            <w:r>
+              <w:rPr>
+                <w:b/>
+                <w:bCs/>
+              </w:rPr>
+              <w:t xml:space="preserve">Identificador criptográfico de sincronización entre cursos paralelos.</w:t>
+            </w:r>
+          </w:p>
+        </w:tc>
+      </w:tr>
+      <w:tr>
+        <w:tc>
+          <w:tcPr/>
+          <w:p>
+            <w:pPr>
+              <w:pStyle w:val="Compact"/>
+            </w:pPr>
+            <w:r>
+              <w:rPr>
+                <w:rStyle w:val="VerbatimChar"/>
+              </w:rPr>
+              <w:t xml:space="preserve">id_dimension</w:t>
+            </w:r>
+          </w:p>
+        </w:tc>
+        <w:tc>
+          <w:tcPr/>
+          <w:p>
+            <w:pPr>
+              <w:pStyle w:val="Compact"/>
+            </w:pPr>
+            <w:r>
+              <w:t xml:space="preserve">INT FK (NULLable)</w:t>
+            </w:r>
+          </w:p>
+        </w:tc>
+        <w:tc>
+          <w:tcPr/>
+          <w:p>
+            <w:pPr>
+              <w:pStyle w:val="Compact"/>
+            </w:pPr>
+            <w:r>
+              <w:t xml:space="preserve">Dimensión formativa en educación preescolar.</w:t>
+            </w:r>
+          </w:p>
+        </w:tc>
+      </w:tr>
+    </w:tbl>
     <w:bookmarkEnd w:id="23"/>
+    <w:bookmarkStart w:id="24" w:name="tabla-evidencia_aprendizaje"/>
+    <w:p>
+      <w:pPr>
+        <w:pStyle w:val="Heading3"/>
+      </w:pPr>
+      <w:r>
+        <w:t xml:space="preserve">Tabla:</w:t>
+      </w:r>
+      <w:r>
+        <w:t xml:space="preserve"> </w:t>
+      </w:r>
+      <w:r>
+        <w:rPr>
+          <w:rStyle w:val="VerbatimChar"/>
+        </w:rPr>
+        <w:t xml:space="preserve">evidencia_aprendizaje</w:t>
+      </w:r>
+    </w:p>
+    <w:tbl>
+      <w:tblPr>
+        <w:tblStyle w:val="Table"/>
+        <w:tblW w:type="pct" w:w="5000"/>
+        <w:tblLayout w:type="fixed"/>
+        <w:tblLook w:firstRow="1" w:lastRow="0" w:firstColumn="0" w:lastColumn="0" w:noHBand="0" w:noVBand="0" w:val="0020"/>
+      </w:tblPr>
+      <w:tblGrid>
+        <w:gridCol w:w="2640"/>
+        <w:gridCol w:w="2640"/>
+        <w:gridCol w:w="2640"/>
+      </w:tblGrid>
+      <w:tr>
+        <w:trPr>
+          <w:tblHeader w:val="on"/>
+        </w:trPr>
+        <w:tc>
+          <w:tcPr/>
+          <w:p>
+            <w:pPr>
+              <w:pStyle w:val="Compact"/>
+            </w:pPr>
+            <w:r>
+              <w:t xml:space="preserve">Columna</w:t>
+            </w:r>
+          </w:p>
+        </w:tc>
+        <w:tc>
+          <w:tcPr/>
+          <w:p>
+            <w:pPr>
+              <w:pStyle w:val="Compact"/>
+            </w:pPr>
+            <w:r>
+              <w:t xml:space="preserve">Tipo</w:t>
+            </w:r>
+          </w:p>
+        </w:tc>
+        <w:tc>
+          <w:tcPr/>
+          <w:p>
+            <w:pPr>
+              <w:pStyle w:val="Compact"/>
+            </w:pPr>
+            <w:r>
+              <w:t xml:space="preserve">Descripción</w:t>
+            </w:r>
+          </w:p>
+        </w:tc>
+      </w:tr>
+      <w:tr>
+        <w:tc>
+          <w:tcPr/>
+          <w:p>
+            <w:pPr>
+              <w:pStyle w:val="Compact"/>
+            </w:pPr>
+            <w:r>
+              <w:rPr>
+                <w:rStyle w:val="VerbatimChar"/>
+              </w:rPr>
+              <w:t xml:space="preserve">id_evidencia</w:t>
+            </w:r>
+          </w:p>
+        </w:tc>
+        <w:tc>
+          <w:tcPr/>
+          <w:p>
+            <w:pPr>
+              <w:pStyle w:val="Compact"/>
+            </w:pPr>
+            <w:r>
+              <w:t xml:space="preserve">SERIAL PK</w:t>
+            </w:r>
+          </w:p>
+        </w:tc>
+        <w:tc>
+          <w:tcPr/>
+          <w:p>
+            <w:pPr>
+              <w:pStyle w:val="Compact"/>
+            </w:pPr>
+            <w:r>
+              <w:t xml:space="preserve">Identificador único de la evidencia.</w:t>
+            </w:r>
+          </w:p>
+        </w:tc>
+      </w:tr>
+      <w:tr>
+        <w:tc>
+          <w:tcPr/>
+          <w:p>
+            <w:pPr>
+              <w:pStyle w:val="Compact"/>
+            </w:pPr>
+            <w:r>
+              <w:rPr>
+                <w:rStyle w:val="VerbatimChar"/>
+              </w:rPr>
+              <w:t xml:space="preserve">id_competencia</w:t>
+            </w:r>
+          </w:p>
+        </w:tc>
+        <w:tc>
+          <w:tcPr/>
+          <w:p>
+            <w:pPr>
+              <w:pStyle w:val="Compact"/>
+            </w:pPr>
+            <w:r>
+              <w:t xml:space="preserve">INT FK</w:t>
+            </w:r>
+          </w:p>
+        </w:tc>
+        <w:tc>
+          <w:tcPr/>
+          <w:p>
+            <w:pPr>
+              <w:pStyle w:val="Compact"/>
+            </w:pPr>
+            <w:r>
+              <w:t xml:space="preserve">Competencia a la que pertenece (ON DELETE CASCADE).</w:t>
+            </w:r>
+          </w:p>
+        </w:tc>
+      </w:tr>
+      <w:tr>
+        <w:tc>
+          <w:tcPr/>
+          <w:p>
+            <w:pPr>
+              <w:pStyle w:val="Compact"/>
+            </w:pPr>
+            <w:r>
+              <w:rPr>
+                <w:rStyle w:val="VerbatimChar"/>
+              </w:rPr>
+              <w:t xml:space="preserve">descripcion</w:t>
+            </w:r>
+          </w:p>
+        </w:tc>
+        <w:tc>
+          <w:tcPr/>
+          <w:p>
+            <w:pPr>
+              <w:pStyle w:val="Compact"/>
+            </w:pPr>
+            <w:r>
+              <w:t xml:space="preserve">TEXT</w:t>
+            </w:r>
+          </w:p>
+        </w:tc>
+        <w:tc>
+          <w:tcPr/>
+          <w:p>
+            <w:pPr>
+              <w:pStyle w:val="Compact"/>
+            </w:pPr>
+            <w:r>
+              <w:t xml:space="preserve">Enunciado descriptivo del indicador de logro.</w:t>
+            </w:r>
+          </w:p>
+        </w:tc>
+      </w:tr>
+      <w:tr>
+        <w:tc>
+          <w:tcPr/>
+          <w:p>
+            <w:pPr>
+              <w:pStyle w:val="Compact"/>
+            </w:pPr>
+            <w:r>
+              <w:rPr>
+                <w:rStyle w:val="VerbatimChar"/>
+              </w:rPr>
+              <w:t xml:space="preserve">orden</w:t>
+            </w:r>
+          </w:p>
+        </w:tc>
+        <w:tc>
+          <w:tcPr/>
+          <w:p>
+            <w:pPr>
+              <w:pStyle w:val="Compact"/>
+            </w:pPr>
+            <w:r>
+              <w:t xml:space="preserve">INT</w:t>
+            </w:r>
+          </w:p>
+        </w:tc>
+        <w:tc>
+          <w:tcPr/>
+          <w:p>
+            <w:pPr>
+              <w:pStyle w:val="Compact"/>
+            </w:pPr>
+            <w:r>
+              <w:t xml:space="preserve">Posición secuencial de despliegue.</w:t>
+            </w:r>
+          </w:p>
+        </w:tc>
+      </w:tr>
+      <w:tr>
+        <w:tc>
+          <w:tcPr/>
+          <w:p>
+            <w:pPr>
+              <w:pStyle w:val="Compact"/>
+            </w:pPr>
+            <w:r>
+              <w:rPr>
+                <w:rStyle w:val="VerbatimChar"/>
+              </w:rPr>
+              <w:t xml:space="preserve">id_colegio</w:t>
+            </w:r>
+          </w:p>
+        </w:tc>
+        <w:tc>
+          <w:tcPr/>
+          <w:p>
+            <w:pPr>
+              <w:pStyle w:val="Compact"/>
+            </w:pPr>
+            <w:r>
+              <w:t xml:space="preserve">INT FK</w:t>
+            </w:r>
+          </w:p>
+        </w:tc>
+        <w:tc>
+          <w:tcPr/>
+          <w:p>
+            <w:pPr>
+              <w:pStyle w:val="Compact"/>
+            </w:pPr>
+            <w:r>
+              <w:t xml:space="preserve">Colegio propietario.</w:t>
+            </w:r>
+          </w:p>
+        </w:tc>
+      </w:tr>
+      <w:tr>
+        <w:tc>
+          <w:tcPr/>
+          <w:p>
+            <w:pPr>
+              <w:pStyle w:val="Compact"/>
+            </w:pPr>
+            <w:r>
+              <w:rPr>
+                <w:rStyle w:val="VerbatimChar"/>
+              </w:rPr>
+              <w:t xml:space="preserve">id_evidencia_dba</w:t>
+            </w:r>
+          </w:p>
+        </w:tc>
+        <w:tc>
+          <w:tcPr/>
+          <w:p>
+            <w:pPr>
+              <w:pStyle w:val="Compact"/>
+            </w:pPr>
+            <w:r>
+              <w:t xml:space="preserve">INT FK (NULLable)</w:t>
+            </w:r>
+          </w:p>
+        </w:tc>
+        <w:tc>
+          <w:tcPr/>
+          <w:p>
+            <w:pPr>
+              <w:pStyle w:val="Compact"/>
+            </w:pPr>
+            <w:r>
+              <w:t xml:space="preserve">Enlace a la evidencia oficial del catálogo DBA del MEN.</w:t>
+            </w:r>
+          </w:p>
+        </w:tc>
+      </w:tr>
+    </w:tbl>
+    <w:p>
+      <w:r>
+        <w:pict>
+          <v:rect style="width:0;height:1.5pt" o:hralign="center" o:hrstd="t" o:hr="t"/>
+        </w:pict>
+      </w:r>
+    </w:p>
     <w:bookmarkEnd w:id="24"/>
-    <w:bookmarkStart w:id="25" w:name="conexiones-con-otros-módulos"/>
+    <w:bookmarkEnd w:id="25"/>
+    <w:bookmarkStart w:id="26" w:name="conexiones-con-otros-módulos"/>
     <w:p>
       <w:pPr>
         <w:pStyle w:val="Heading2"/>
@@ -2204,7 +3136,7 @@
         <w:pStyle w:val="Compact"/>
         <w:numPr>
           <w:ilvl w:val="0"/>
-          <w:numId w:val="1003"/>
+          <w:numId w:val="1002"/>
         </w:numPr>
       </w:pPr>
       <w:r>
@@ -2212,10 +3144,13 @@
           <w:b/>
           <w:bCs/>
         </w:rPr>
-        <w:t xml:space="preserve">→ Configuración Académica</w:t>
-      </w:r>
-      <w:r>
-        <w:t xml:space="preserve">: Valida que no se editen competencias en periodos cerrados.</w:t>
+        <w:t xml:space="preserve">→ Catálogo DBA y Coherencia:</w:t>
+      </w:r>
+      <w:r>
+        <w:t xml:space="preserve"> </w:t>
+      </w:r>
+      <w:r>
+        <w:t xml:space="preserve">Vincula evidencias oficiales con candado de no colisión inter-periodo.</w:t>
       </w:r>
     </w:p>
     <w:p>
@@ -2223,7 +3158,7 @@
         <w:pStyle w:val="Compact"/>
         <w:numPr>
           <w:ilvl w:val="0"/>
-          <w:numId w:val="1003"/>
+          <w:numId w:val="1002"/>
         </w:numPr>
       </w:pPr>
       <w:r>
@@ -2231,10 +3166,55 @@
           <w:b/>
           <w:bCs/>
         </w:rPr>
-        <w:t xml:space="preserve">→ Catálogo DBA</w:t>
-      </w:r>
-      <w:r>
-        <w:t xml:space="preserve">: Vincula las evidencias oficiales del MEN colombiano a las evidencias del plan de estudios.</w:t>
+        <w:t xml:space="preserve">→ Calificaciones y Actividades:</w:t>
+      </w:r>
+      <w:r>
+        <w:t xml:space="preserve"> </w:t>
+      </w:r>
+      <w:r>
+        <w:t xml:space="preserve">Las actividades en</w:t>
+      </w:r>
+      <w:r>
+        <w:t xml:space="preserve"> </w:t>
+      </w:r>
+      <w:r>
+        <w:rPr>
+          <w:rStyle w:val="VerbatimChar"/>
+        </w:rPr>
+        <w:t xml:space="preserve">actividad_materia</w:t>
+      </w:r>
+      <w:r>
+        <w:t xml:space="preserve"> </w:t>
+      </w:r>
+      <w:r>
+        <w:t xml:space="preserve">se asocian a una</w:t>
+      </w:r>
+      <w:r>
+        <w:t xml:space="preserve"> </w:t>
+      </w:r>
+      <w:r>
+        <w:rPr>
+          <w:rStyle w:val="VerbatimChar"/>
+        </w:rPr>
+        <w:t xml:space="preserve">id_competencia</w:t>
+      </w:r>
+      <w:r>
+        <w:t xml:space="preserve"> </w:t>
+      </w:r>
+      <w:r>
+        <w:t xml:space="preserve">y opcionalmente a un</w:t>
+      </w:r>
+      <w:r>
+        <w:t xml:space="preserve"> </w:t>
+      </w:r>
+      <w:r>
+        <w:rPr>
+          <w:rStyle w:val="VerbatimChar"/>
+        </w:rPr>
+        <w:t xml:space="preserve">id_evidencia</w:t>
+      </w:r>
+      <w:r>
+        <w:t xml:space="preserve">.</w:t>
       </w:r>
     </w:p>
     <w:p>
@@ -2242,7 +3222,7 @@
         <w:pStyle w:val="Compact"/>
         <w:numPr>
           <w:ilvl w:val="0"/>
-          <w:numId w:val="1003"/>
+          <w:numId w:val="1002"/>
         </w:numPr>
       </w:pPr>
       <w:r>
@@ -2250,36 +3230,13 @@
           <w:b/>
           <w:bCs/>
         </w:rPr>
-        <w:t xml:space="preserve">→ Calificaciones</w:t>
-      </w:r>
-      <w:r>
-        <w:t xml:space="preserve">: Los docentes enlazan sus actividades evaluativas a las evidencias de aprendizaje registradas.</w:t>
-      </w:r>
-    </w:p>
-    <w:p>
-      <w:r>
-        <w:pict>
-          <v:rect style="width:0;height:1.5pt" o:hralign="center" o:hrstd="t" o:hr="t"/>
-        </w:pict>
-      </w:r>
-    </w:p>
-    <w:bookmarkEnd w:id="25"/>
-    <w:bookmarkStart w:id="28" w:name="validaciones-implementadas"/>
-    <w:p>
-      <w:pPr>
-        <w:pStyle w:val="Heading2"/>
-      </w:pPr>
-      <w:r>
-        <w:t xml:space="preserve">8. Validaciones Implementadas</w:t>
-      </w:r>
-    </w:p>
-    <w:bookmarkStart w:id="26" w:name="backend-1"/>
-    <w:p>
-      <w:pPr>
-        <w:pStyle w:val="Heading3"/>
-      </w:pPr>
-      <w:r>
-        <w:t xml:space="preserve">Backend</w:t>
+        <w:t xml:space="preserve">→ Cierre de Periodo:</w:t>
+      </w:r>
+      <w:r>
+        <w:t xml:space="preserve"> </w:t>
+      </w:r>
+      <w:r>
+        <w:t xml:space="preserve">Valida el estado del periodo institucional y el cierre individual de materia antes de admitir mutaciones.</w:t>
       </w:r>
     </w:p>
     <w:p>
@@ -2287,44 +3244,30 @@
         <w:pStyle w:val="Compact"/>
         <w:numPr>
           <w:ilvl w:val="0"/>
-          <w:numId w:val="1004"/>
+          <w:numId w:val="1002"/>
         </w:numPr>
       </w:pPr>
       <w:r>
-        <w:t xml:space="preserve">Generación robusta de UUIDs de sincronización en caliente en base a transacciones atómicas.</w:t>
-      </w:r>
-    </w:p>
-    <w:p>
-      <w:pPr>
-        <w:pStyle w:val="Compact"/>
-        <w:numPr>
-          <w:ilvl w:val="0"/>
-          <w:numId w:val="1004"/>
-        </w:numPr>
-      </w:pPr>
-      <w:r>
-        <w:t xml:space="preserve">Comprobación física de actividades asociadas (</w:t>
+        <w:rPr>
+          <w:b/>
+          <w:bCs/>
+        </w:rPr>
+        <w:t xml:space="preserve">→ Estructura Escolar:</w:t>
+      </w:r>
+      <w:r>
+        <w:t xml:space="preserve"> </w:t>
       </w:r>
       <w:r>
         <w:rPr>
           <w:rStyle w:val="VerbatimChar"/>
         </w:rPr>
-        <w:t xml:space="preserve">usage-check</w:t>
-      </w:r>
-      <w:r>
-        <w:t xml:space="preserve">) antes de permitir cambios en el plan de estudios.</w:t>
-      </w:r>
-    </w:p>
-    <w:p>
-      <w:pPr>
-        <w:pStyle w:val="Compact"/>
-        <w:numPr>
-          <w:ilvl w:val="0"/>
-          <w:numId w:val="1004"/>
-        </w:numPr>
-      </w:pPr>
-      <w:r>
-        <w:t xml:space="preserve">Aislamiento por</w:t>
+        <w:t xml:space="preserve">getGradePeerGroups</w:t>
+      </w:r>
+      <w:r>
+        <w:t xml:space="preserve"> </w:t>
+      </w:r>
+      <w:r>
+        <w:t xml:space="preserve">resuelve los cursos paralelos a partir de</w:t>
       </w:r>
       <w:r>
         <w:t xml:space="preserve"> </w:t>
@@ -2333,47 +3276,25 @@
         <w:rPr>
           <w:rStyle w:val="VerbatimChar"/>
         </w:rPr>
-        <w:t xml:space="preserve">id_colegio</w:t>
-      </w:r>
-      <w:r>
-        <w:t xml:space="preserve"> </w:t>
-      </w:r>
-      <w:r>
-        <w:t xml:space="preserve">para evitar alteración de planeaciones de otros planteles.</w:t>
-      </w:r>
-    </w:p>
-    <w:bookmarkEnd w:id="26"/>
-    <w:bookmarkStart w:id="27" w:name="frontend-1"/>
-    <w:p>
-      <w:pPr>
-        <w:pStyle w:val="Heading3"/>
-      </w:pPr>
-      <w:r>
-        <w:t xml:space="preserve">Frontend</w:t>
-      </w:r>
-    </w:p>
-    <w:p>
-      <w:pPr>
-        <w:pStyle w:val="Compact"/>
-        <w:numPr>
-          <w:ilvl w:val="0"/>
-          <w:numId w:val="1005"/>
-        </w:numPr>
-      </w:pPr>
-      <w:r>
-        <w:t xml:space="preserve">Desactivación interactiva de checkboxes de evidencias oficiales si la competencia tiene actividades registradas.</w:t>
-      </w:r>
-    </w:p>
-    <w:p>
-      <w:pPr>
-        <w:pStyle w:val="Compact"/>
-        <w:numPr>
-          <w:ilvl w:val="0"/>
-          <w:numId w:val="1005"/>
-        </w:numPr>
-      </w:pPr>
-      <w:r>
-        <w:t xml:space="preserve">Sincronización visual de cambios en la interfaz del docente tras actualizar la descripción.</w:t>
+        <w:t xml:space="preserve">grupos.id_nivel</w:t>
+      </w:r>
+      <w:r>
+        <w:t xml:space="preserve"> </w:t>
+      </w:r>
+      <w:r>
+        <w:t xml:space="preserve">y</w:t>
+      </w:r>
+      <w:r>
+        <w:t xml:space="preserve"> </w:t>
+      </w:r>
+      <w:r>
+        <w:rPr>
+          <w:rStyle w:val="VerbatimChar"/>
+        </w:rPr>
+        <w:t xml:space="preserve">grupos.id_tipo_grado</w:t>
+      </w:r>
+      <w:r>
+        <w:t xml:space="preserve">.</w:t>
       </w:r>
     </w:p>
     <w:p>
@@ -2383,15 +3304,14 @@
         </w:pict>
       </w:r>
     </w:p>
-    <w:bookmarkEnd w:id="27"/>
-    <w:bookmarkEnd w:id="28"/>
-    <w:bookmarkStart w:id="29" w:name="decisiones-de-diseño"/>
+    <w:bookmarkEnd w:id="26"/>
+    <w:bookmarkStart w:id="27" w:name="decisiones-de-diseño"/>
     <w:p>
       <w:pPr>
         <w:pStyle w:val="Heading2"/>
       </w:pPr>
       <w:r>
-        <w:t xml:space="preserve">9. Decisiones de Diseño</w:t>
+        <w:t xml:space="preserve">8. Decisiones de Diseño</w:t>
       </w:r>
     </w:p>
     <w:tbl>
@@ -2427,7 +3347,7 @@
               <w:pStyle w:val="Compact"/>
             </w:pPr>
             <w:r>
-              <w:t xml:space="preserve">Justificación</w:t>
+              <w:t xml:space="preserve">Justificación Técnica</w:t>
             </w:r>
           </w:p>
         </w:tc>
@@ -2444,18 +3364,42 @@
                 <w:b/>
                 <w:bCs/>
               </w:rPr>
-              <w:t xml:space="preserve">Eliminar Unique Context</w:t>
-            </w:r>
-          </w:p>
-        </w:tc>
-        <w:tc>
-          <w:tcPr/>
-          <w:p>
-            <w:pPr>
-              <w:pStyle w:val="Compact"/>
-            </w:pPr>
-            <w:r>
-              <w:t xml:space="preserve">Se removió la restricción rígida que limitaba a una única competencia por materia/periodo. Esto habilitó a los colegios a estructurar planes de estudio con múltiples metas de aprendizaje simultáneas.</w:t>
+              <w:t xml:space="preserve">Sincronización Atómica mediante</w:t>
+            </w:r>
+            <w:r>
+              <w:rPr>
+                <w:b/>
+                <w:bCs/>
+              </w:rPr>
+              <w:t xml:space="preserve"> </w:t>
+            </w:r>
+            <w:r>
+              <w:rPr>
+                <w:rStyle w:val="VerbatimChar"/>
+                <w:b/>
+                <w:bCs/>
+              </w:rPr>
+              <w:t xml:space="preserve">sync_uuid</w:t>
+            </w:r>
+          </w:p>
+        </w:tc>
+        <w:tc>
+          <w:tcPr/>
+          <w:p>
+            <w:pPr>
+              <w:pStyle w:val="Compact"/>
+            </w:pPr>
+            <w:r>
+              <w:t xml:space="preserve">Garantiza que todos los salones de un mismo grado (ej. 10-A, 10-B, 10-C) compartan la misma planeación curricular; si la inserción en un paralelo falla, la transacción se aborta completamente (</w:t>
+            </w:r>
+            <w:r>
+              <w:rPr>
+                <w:rStyle w:val="VerbatimChar"/>
+              </w:rPr>
+              <w:t xml:space="preserve">ROLLBACK</w:t>
+            </w:r>
+            <w:r>
+              <w:t xml:space="preserve">).</w:t>
             </w:r>
           </w:p>
         </w:tc>
@@ -2472,46 +3416,68 @@
                 <w:b/>
                 <w:bCs/>
               </w:rPr>
-              <w:t xml:space="preserve">Propagación por UUID en una sola Transacción</w:t>
-            </w:r>
-          </w:p>
-        </w:tc>
-        <w:tc>
-          <w:tcPr/>
-          <w:p>
-            <w:pPr>
-              <w:pStyle w:val="Compact"/>
-            </w:pPr>
-            <w:r>
-              <w:t xml:space="preserve">Evita desajustes curriculares en los paralelos; si la propagación a</w:t>
-            </w:r>
-            <w:r>
-              <w:t xml:space="preserve"> </w:t>
-            </w:r>
-            <w:r>
-              <w:t xml:space="preserve">“Primero B”</w:t>
-            </w:r>
-            <w:r>
-              <w:t xml:space="preserve"> </w:t>
-            </w:r>
-            <w:r>
-              <w:t xml:space="preserve">falla, se hace rollback a</w:t>
-            </w:r>
-            <w:r>
-              <w:t xml:space="preserve"> </w:t>
-            </w:r>
-            <w:r>
-              <w:t xml:space="preserve">“Primero A”</w:t>
-            </w:r>
-            <w:r>
-              <w:t xml:space="preserve">, manteniendo la consistencia de la planeación escolar.</w:t>
+              <w:t xml:space="preserve">Inyección de Evidencias Formativas por Defecto</w:t>
+            </w:r>
+          </w:p>
+        </w:tc>
+        <w:tc>
+          <w:tcPr/>
+          <w:p>
+            <w:pPr>
+              <w:pStyle w:val="Compact"/>
+            </w:pPr>
+            <w:r>
+              <w:t xml:space="preserve">Impide que una competencia quede desprovista de criterios evaluativos, permitiendo a los docentes crear actividades evaluativas inmediatas sin exigir parametrización previa de DBA.</w:t>
+            </w:r>
+          </w:p>
+        </w:tc>
+      </w:tr>
+      <w:tr>
+        <w:tc>
+          <w:tcPr/>
+          <w:p>
+            <w:pPr>
+              <w:pStyle w:val="Compact"/>
+            </w:pPr>
+            <w:r>
+              <w:rPr>
+                <w:b/>
+                <w:bCs/>
+              </w:rPr>
+              <w:t xml:space="preserve">Auditoría Previa de Uso Evaluativo (</w:t>
+            </w:r>
+            <w:r>
+              <w:rPr>
+                <w:rStyle w:val="VerbatimChar"/>
+                <w:b/>
+                <w:bCs/>
+              </w:rPr>
+              <w:t xml:space="preserve">usage-check</w:t>
+            </w:r>
+            <w:r>
+              <w:rPr>
+                <w:b/>
+                <w:bCs/>
+              </w:rPr>
+              <w:t xml:space="preserve">)</w:t>
+            </w:r>
+          </w:p>
+        </w:tc>
+        <w:tc>
+          <w:tcPr/>
+          <w:p>
+            <w:pPr>
+              <w:pStyle w:val="Compact"/>
+            </w:pPr>
+            <w:r>
+              <w:t xml:space="preserve">Protege el historial de calificaciones; evita que un directivo elimine o desconfigure una competencia cuando los docentes ya han evaluado a los estudiantes sobre ella.</w:t>
             </w:r>
           </w:p>
         </w:tc>
       </w:tr>
     </w:tbl>
-    <w:bookmarkEnd w:id="29"/>
-    <w:bookmarkEnd w:id="30"/>
+    <w:bookmarkEnd w:id="27"/>
+    <w:bookmarkEnd w:id="28"/>
     <w:sectPr>
       <w:footnotePr>
         <w:numRestart w:val="eachSect"/>
@@ -2725,91 +3691,6 @@
       </w:rPr>
     </w:lvl>
   </w:abstractNum>
-  <w:abstractNum w:abstractNumId="99411">
-    <w:nsid w:val="00A99411"/>
-    <w:multiLevelType w:val="multilevel"/>
-    <w:lvl w:ilvl="0">
-      <w:start w:val="1"/>
-      <w:numFmt w:val="decimal"/>
-      <w:lvlText w:val="%1."/>
-      <w:lvlJc w:val="left"/>
-      <w:pPr>
-        <w:ind w:left="720" w:hanging="360"/>
-      </w:pPr>
-    </w:lvl>
-    <w:lvl w:ilvl="1">
-      <w:start w:val="1"/>
-      <w:numFmt w:val="decimal"/>
-      <w:lvlText w:val="%2."/>
-      <w:lvlJc w:val="left"/>
-      <w:pPr>
-        <w:ind w:left="1440" w:hanging="360"/>
-      </w:pPr>
-    </w:lvl>
-    <w:lvl w:ilvl="2">
-      <w:start w:val="1"/>
-      <w:numFmt w:val="decimal"/>
-      <w:lvlText w:val="%3."/>
-      <w:lvlJc w:val="left"/>
-      <w:pPr>
-        <w:ind w:left="2160" w:hanging="360"/>
-      </w:pPr>
-    </w:lvl>
-    <w:lvl w:ilvl="3">
-      <w:start w:val="1"/>
-      <w:numFmt w:val="decimal"/>
-      <w:lvlText w:val="%4."/>
-      <w:lvlJc w:val="left"/>
-      <w:pPr>
-        <w:ind w:left="2880" w:hanging="360"/>
-      </w:pPr>
-    </w:lvl>
-    <w:lvl w:ilvl="4">
-      <w:start w:val="1"/>
-      <w:numFmt w:val="decimal"/>
-      <w:lvlText w:val="%5."/>
-      <w:lvlJc w:val="left"/>
-      <w:pPr>
-        <w:ind w:left="3600" w:hanging="360"/>
-      </w:pPr>
-    </w:lvl>
-    <w:lvl w:ilvl="5">
-      <w:start w:val="1"/>
-      <w:numFmt w:val="decimal"/>
-      <w:lvlText w:val="%6."/>
-      <w:lvlJc w:val="left"/>
-      <w:pPr>
-        <w:ind w:left="4320" w:hanging="360"/>
-      </w:pPr>
-    </w:lvl>
-    <w:lvl w:ilvl="6">
-      <w:start w:val="1"/>
-      <w:numFmt w:val="decimal"/>
-      <w:lvlText w:val="%7."/>
-      <w:lvlJc w:val="left"/>
-      <w:pPr>
-        <w:ind w:left="5040" w:hanging="360"/>
-      </w:pPr>
-    </w:lvl>
-    <w:lvl w:ilvl="7">
-      <w:start w:val="1"/>
-      <w:numFmt w:val="decimal"/>
-      <w:lvlText w:val="%8."/>
-      <w:lvlJc w:val="left"/>
-      <w:pPr>
-        <w:ind w:left="5760" w:hanging="360"/>
-      </w:pPr>
-    </w:lvl>
-    <w:lvl w:ilvl="8">
-      <w:start w:val="1"/>
-      <w:numFmt w:val="decimal"/>
-      <w:lvlText w:val="%9."/>
-      <w:lvlJc w:val="left"/>
-      <w:pPr>
-        <w:ind w:left="6480" w:hanging="360"/>
-      </w:pPr>
-    </w:lvl>
-  </w:abstractNum>
   <w:num w:numId="1000">
     <w:abstractNumId w:val="990"/>
   </w:num>
@@ -2817,42 +3698,6 @@
     <w:abstractNumId w:val="991"/>
   </w:num>
   <w:num w:numId="1002">
-    <w:abstractNumId w:val="99411"/>
-    <w:lvlOverride w:ilvl="0">
-      <w:startOverride w:val="1"/>
-    </w:lvlOverride>
-    <w:lvlOverride w:ilvl="1">
-      <w:startOverride w:val="1"/>
-    </w:lvlOverride>
-    <w:lvlOverride w:ilvl="2">
-      <w:startOverride w:val="1"/>
-    </w:lvlOverride>
-    <w:lvlOverride w:ilvl="3">
-      <w:startOverride w:val="1"/>
-    </w:lvlOverride>
-    <w:lvlOverride w:ilvl="4">
-      <w:startOverride w:val="1"/>
-    </w:lvlOverride>
-    <w:lvlOverride w:ilvl="5">
-      <w:startOverride w:val="1"/>
-    </w:lvlOverride>
-    <w:lvlOverride w:ilvl="6">
-      <w:startOverride w:val="1"/>
-    </w:lvlOverride>
-    <w:lvlOverride w:ilvl="7">
-      <w:startOverride w:val="1"/>
-    </w:lvlOverride>
-    <w:lvlOverride w:ilvl="8">
-      <w:startOverride w:val="1"/>
-    </w:lvlOverride>
-  </w:num>
-  <w:num w:numId="1003">
-    <w:abstractNumId w:val="991"/>
-  </w:num>
-  <w:num w:numId="1004">
-    <w:abstractNumId w:val="991"/>
-  </w:num>
-  <w:num w:numId="1005">
     <w:abstractNumId w:val="991"/>
   </w:num>
 </w:numbering>
